--- a/docs/part-b/PartB_Submission.docx
+++ b/docs/part-b/PartB_Submission.docx
@@ -651,7 +651,7 @@
             </w:rPr>
             <w:fldChar w:fldCharType="separate"/>
           </w:r>
-          <w:hyperlink w:anchor="_Toc243572347" w:history="1">
+          <w:hyperlink w:anchor="_Toc243652087" w:history="1">
             <w:r>
               <w:rPr>
                 <w:rStyle w:val="af3"/>
@@ -692,7 +692,7 @@
                 <w:noProof/>
                 <w:webHidden/>
               </w:rPr>
-              <w:instrText xml:space="preserve"> PAGEREF _Toc243572347 \h </w:instrText>
+              <w:instrText xml:space="preserve"> PAGEREF _Toc243652087 \h </w:instrText>
             </w:r>
             <w:r>
               <w:rPr>
@@ -740,7 +740,7 @@
               <w:lang w:val="en-US" w:eastAsia="zh-CN"/>
             </w:rPr>
           </w:pPr>
-          <w:hyperlink w:anchor="_Toc243572348" w:history="1">
+          <w:hyperlink w:anchor="_Toc243652088" w:history="1">
             <w:r>
               <w:rPr>
                 <w:rStyle w:val="af3"/>
@@ -781,7 +781,7 @@
                 <w:noProof/>
                 <w:webHidden/>
               </w:rPr>
-              <w:instrText xml:space="preserve"> PAGEREF _Toc243572348 \h </w:instrText>
+              <w:instrText xml:space="preserve"> PAGEREF _Toc243652088 \h </w:instrText>
             </w:r>
             <w:r>
               <w:rPr>
@@ -829,7 +829,7 @@
               <w:lang w:val="en-US" w:eastAsia="zh-CN"/>
             </w:rPr>
           </w:pPr>
-          <w:hyperlink w:anchor="_Toc243572349" w:history="1">
+          <w:hyperlink w:anchor="_Toc243652089" w:history="1">
             <w:r>
               <w:rPr>
                 <w:rStyle w:val="af3"/>
@@ -870,7 +870,7 @@
                 <w:noProof/>
                 <w:webHidden/>
               </w:rPr>
-              <w:instrText xml:space="preserve"> PAGEREF _Toc243572349 \h </w:instrText>
+              <w:instrText xml:space="preserve"> PAGEREF _Toc243652089 \h </w:instrText>
             </w:r>
             <w:r>
               <w:rPr>
@@ -918,7 +918,7 @@
               <w:lang w:val="en-US" w:eastAsia="zh-CN"/>
             </w:rPr>
           </w:pPr>
-          <w:hyperlink w:anchor="_Toc243572350" w:history="1">
+          <w:hyperlink w:anchor="_Toc243652090" w:history="1">
             <w:r>
               <w:rPr>
                 <w:rStyle w:val="af3"/>
@@ -977,7 +977,7 @@
                 <w:noProof/>
                 <w:webHidden/>
               </w:rPr>
-              <w:instrText xml:space="preserve"> PAGEREF _Toc243572350 \h </w:instrText>
+              <w:instrText xml:space="preserve"> PAGEREF _Toc243652090 \h </w:instrText>
             </w:r>
             <w:r>
               <w:rPr>
@@ -1025,7 +1025,7 @@
               <w:lang w:val="en-US" w:eastAsia="zh-CN"/>
             </w:rPr>
           </w:pPr>
-          <w:hyperlink w:anchor="_Toc243572351" w:history="1">
+          <w:hyperlink w:anchor="_Toc243652091" w:history="1">
             <w:r>
               <w:rPr>
                 <w:rStyle w:val="af3"/>
@@ -1066,7 +1066,7 @@
                 <w:noProof/>
                 <w:webHidden/>
               </w:rPr>
-              <w:instrText xml:space="preserve"> PAGEREF _Toc243572351 \h </w:instrText>
+              <w:instrText xml:space="preserve"> PAGEREF _Toc243652091 \h </w:instrText>
             </w:r>
             <w:r>
               <w:rPr>
@@ -1114,7 +1114,7 @@
               <w:lang w:val="en-US" w:eastAsia="zh-CN"/>
             </w:rPr>
           </w:pPr>
-          <w:hyperlink w:anchor="_Toc243572352" w:history="1">
+          <w:hyperlink w:anchor="_Toc243652092" w:history="1">
             <w:r>
               <w:rPr>
                 <w:rStyle w:val="af3"/>
@@ -1155,7 +1155,7 @@
                 <w:noProof/>
                 <w:webHidden/>
               </w:rPr>
-              <w:instrText xml:space="preserve"> PAGEREF _Toc243572352 \h </w:instrText>
+              <w:instrText xml:space="preserve"> PAGEREF _Toc243652092 \h </w:instrText>
             </w:r>
             <w:r>
               <w:rPr>
@@ -1203,7 +1203,7 @@
               <w:lang w:val="en-US" w:eastAsia="zh-CN"/>
             </w:rPr>
           </w:pPr>
-          <w:hyperlink w:anchor="_Toc243572353" w:history="1">
+          <w:hyperlink w:anchor="_Toc243652093" w:history="1">
             <w:r>
               <w:rPr>
                 <w:rStyle w:val="af3"/>
@@ -1280,7 +1280,7 @@
                 <w:noProof/>
                 <w:webHidden/>
               </w:rPr>
-              <w:instrText xml:space="preserve"> PAGEREF _Toc243572353 \h </w:instrText>
+              <w:instrText xml:space="preserve"> PAGEREF _Toc243652093 \h </w:instrText>
             </w:r>
             <w:r>
               <w:rPr>
@@ -1328,7 +1328,7 @@
               <w:lang w:val="en-US" w:eastAsia="zh-CN"/>
             </w:rPr>
           </w:pPr>
-          <w:hyperlink w:anchor="_Toc243572354" w:history="1">
+          <w:hyperlink w:anchor="_Toc243652094" w:history="1">
             <w:r>
               <w:rPr>
                 <w:rStyle w:val="af3"/>
@@ -1387,7 +1387,7 @@
                 <w:noProof/>
                 <w:webHidden/>
               </w:rPr>
-              <w:instrText xml:space="preserve"> PAGEREF _Toc243572354 \h </w:instrText>
+              <w:instrText xml:space="preserve"> PAGEREF _Toc243652094 \h </w:instrText>
             </w:r>
             <w:r>
               <w:rPr>
@@ -1435,7 +1435,7 @@
               <w:lang w:val="en-US" w:eastAsia="zh-CN"/>
             </w:rPr>
           </w:pPr>
-          <w:hyperlink w:anchor="_Toc243572355" w:history="1">
+          <w:hyperlink w:anchor="_Toc243652095" w:history="1">
             <w:r>
               <w:rPr>
                 <w:rStyle w:val="af3"/>
@@ -1476,7 +1476,7 @@
                 <w:noProof/>
                 <w:webHidden/>
               </w:rPr>
-              <w:instrText xml:space="preserve"> PAGEREF _Toc243572355 \h </w:instrText>
+              <w:instrText xml:space="preserve"> PAGEREF _Toc243652095 \h </w:instrText>
             </w:r>
             <w:r>
               <w:rPr>
@@ -1524,7 +1524,7 @@
               <w:lang w:val="en-US" w:eastAsia="zh-CN"/>
             </w:rPr>
           </w:pPr>
-          <w:hyperlink w:anchor="_Toc243572356" w:history="1">
+          <w:hyperlink w:anchor="_Toc243652096" w:history="1">
             <w:r>
               <w:rPr>
                 <w:rStyle w:val="af3"/>
@@ -1583,7 +1583,7 @@
                 <w:noProof/>
                 <w:webHidden/>
               </w:rPr>
-              <w:instrText xml:space="preserve"> PAGEREF _Toc243572356 \h </w:instrText>
+              <w:instrText xml:space="preserve"> PAGEREF _Toc243652096 \h </w:instrText>
             </w:r>
             <w:r>
               <w:rPr>
@@ -1631,7 +1631,7 @@
               <w:lang w:val="en-US" w:eastAsia="zh-CN"/>
             </w:rPr>
           </w:pPr>
-          <w:hyperlink w:anchor="_Toc243572357" w:history="1">
+          <w:hyperlink w:anchor="_Toc243652097" w:history="1">
             <w:r>
               <w:rPr>
                 <w:rStyle w:val="af3"/>
@@ -1672,7 +1672,7 @@
                 <w:noProof/>
                 <w:webHidden/>
               </w:rPr>
-              <w:instrText xml:space="preserve"> PAGEREF _Toc243572357 \h </w:instrText>
+              <w:instrText xml:space="preserve"> PAGEREF _Toc243652097 \h </w:instrText>
             </w:r>
             <w:r>
               <w:rPr>
@@ -1720,7 +1720,7 @@
               <w:lang w:val="en-US" w:eastAsia="zh-CN"/>
             </w:rPr>
           </w:pPr>
-          <w:hyperlink w:anchor="_Toc243572358" w:history="1">
+          <w:hyperlink w:anchor="_Toc243652098" w:history="1">
             <w:r>
               <w:rPr>
                 <w:rStyle w:val="af3"/>
@@ -1761,7 +1761,7 @@
                 <w:noProof/>
                 <w:webHidden/>
               </w:rPr>
-              <w:instrText xml:space="preserve"> PAGEREF _Toc243572358 \h </w:instrText>
+              <w:instrText xml:space="preserve"> PAGEREF _Toc243652098 \h </w:instrText>
             </w:r>
             <w:r>
               <w:rPr>
@@ -1784,7 +1784,7 @@
                 <w:noProof/>
                 <w:webHidden/>
               </w:rPr>
-              <w:t>18</w:t>
+              <w:t>19</w:t>
             </w:r>
             <w:r>
               <w:rPr>
@@ -1809,7 +1809,7 @@
               <w:lang w:val="en-US" w:eastAsia="zh-CN"/>
             </w:rPr>
           </w:pPr>
-          <w:hyperlink w:anchor="_Toc243572359" w:history="1">
+          <w:hyperlink w:anchor="_Toc243652099" w:history="1">
             <w:r>
               <w:rPr>
                 <w:rStyle w:val="af3"/>
@@ -1868,7 +1868,7 @@
                 <w:noProof/>
                 <w:webHidden/>
               </w:rPr>
-              <w:instrText xml:space="preserve"> PAGEREF _Toc243572359 \h </w:instrText>
+              <w:instrText xml:space="preserve"> PAGEREF _Toc243652099 \h </w:instrText>
             </w:r>
             <w:r>
               <w:rPr>
@@ -1891,7 +1891,7 @@
                 <w:noProof/>
                 <w:webHidden/>
               </w:rPr>
-              <w:t>19</w:t>
+              <w:t>20</w:t>
             </w:r>
             <w:r>
               <w:rPr>
@@ -1916,7 +1916,7 @@
               <w:lang w:val="en-US" w:eastAsia="zh-CN"/>
             </w:rPr>
           </w:pPr>
-          <w:hyperlink w:anchor="_Toc243572360" w:history="1">
+          <w:hyperlink w:anchor="_Toc243652100" w:history="1">
             <w:r>
               <w:rPr>
                 <w:rStyle w:val="af3"/>
@@ -1975,7 +1975,7 @@
                 <w:noProof/>
                 <w:webHidden/>
               </w:rPr>
-              <w:instrText xml:space="preserve"> PAGEREF _Toc243572360 \h </w:instrText>
+              <w:instrText xml:space="preserve"> PAGEREF _Toc243652100 \h </w:instrText>
             </w:r>
             <w:r>
               <w:rPr>
@@ -1998,7 +1998,7 @@
                 <w:noProof/>
                 <w:webHidden/>
               </w:rPr>
-              <w:t>20</w:t>
+              <w:t>21</w:t>
             </w:r>
             <w:r>
               <w:rPr>
@@ -2023,7 +2023,7 @@
               <w:lang w:val="en-US" w:eastAsia="zh-CN"/>
             </w:rPr>
           </w:pPr>
-          <w:hyperlink w:anchor="_Toc243572361" w:history="1">
+          <w:hyperlink w:anchor="_Toc243652101" w:history="1">
             <w:r>
               <w:rPr>
                 <w:rStyle w:val="af3"/>
@@ -2082,7 +2082,7 @@
                 <w:noProof/>
                 <w:webHidden/>
               </w:rPr>
-              <w:instrText xml:space="preserve"> PAGEREF _Toc243572361 \h </w:instrText>
+              <w:instrText xml:space="preserve"> PAGEREF _Toc243652101 \h </w:instrText>
             </w:r>
             <w:r>
               <w:rPr>
@@ -2105,7 +2105,7 @@
                 <w:noProof/>
                 <w:webHidden/>
               </w:rPr>
-              <w:t>21</w:t>
+              <w:t>22</w:t>
             </w:r>
             <w:r>
               <w:rPr>
@@ -2157,7 +2157,7 @@
       <w:pPr>
         <w:pStyle w:val="1"/>
       </w:pPr>
-      <w:bookmarkStart w:id="0" w:name="_Toc243572347"/>
+      <w:bookmarkStart w:id="0" w:name="_Toc243652087"/>
       <w:r>
         <w:rPr>
           <w:rFonts w:eastAsia="微软雅黑"/>
@@ -2176,7 +2176,7 @@
       <w:pPr>
         <w:pStyle w:val="1"/>
       </w:pPr>
-      <w:bookmarkStart w:id="1" w:name="_Toc243572348"/>
+      <w:bookmarkStart w:id="1" w:name="_Toc243652088"/>
       <w:r>
         <w:rPr>
           <w:rFonts w:eastAsia="微软雅黑"/>
@@ -2195,7 +2195,7 @@
       <w:pPr>
         <w:pStyle w:val="2"/>
       </w:pPr>
-      <w:bookmarkStart w:id="2" w:name="_Toc243572349"/>
+      <w:bookmarkStart w:id="2" w:name="_Toc243652089"/>
       <w:r>
         <w:rPr>
           <w:rFonts w:eastAsia="微软雅黑"/>
@@ -2298,13 +2298,37 @@
         <w:t xml:space="preserve">PdfService </w:t>
       </w:r>
       <w:r>
-        <w:t>负责并发配额、临时工作目录和输出交付，工具类实现各项</w:t>
+        <w:t>负责</w:t>
+      </w:r>
+      <w:r>
+        <w:t xml:space="preserve"> HTTP </w:t>
+      </w:r>
+      <w:r>
+        <w:t>结果交付，</w:t>
+      </w:r>
+      <w:r>
+        <w:t xml:space="preserve">PdfExecutor </w:t>
+      </w:r>
+      <w:r>
+        <w:t>管理共享配额、暂存目录及进程期限，</w:t>
+      </w:r>
+      <w:r>
+        <w:t xml:space="preserve">PdfChild </w:t>
+      </w:r>
+      <w:r>
+        <w:t>在独立</w:t>
+      </w:r>
+      <w:r>
+        <w:t xml:space="preserve"> Java </w:t>
+      </w:r>
+      <w:r>
+        <w:t>子进程中调用</w:t>
       </w:r>
       <w:r>
         <w:t xml:space="preserve"> PDF </w:t>
       </w:r>
       <w:r>
-        <w:t>算法。当前基础处理采用同步请求模型。</w:t>
+        <w:t>工具类。当前基础处理采用同步请求模型。</w:t>
       </w:r>
       <w:r>
         <w:t xml:space="preserve">Windows </w:t>
@@ -2365,7 +2389,7 @@
         <w:pStyle w:val="2"/>
         <w:pageBreakBefore/>
       </w:pPr>
-      <w:bookmarkStart w:id="3" w:name="_Toc243572350"/>
+      <w:bookmarkStart w:id="3" w:name="_Toc243652090"/>
       <w:r>
         <w:rPr>
           <w:rFonts w:eastAsia="微软雅黑"/>
@@ -2397,7 +2421,7 @@
       <w:pPr>
         <w:pStyle w:val="3"/>
       </w:pPr>
-      <w:bookmarkStart w:id="4" w:name="_Toc243572351"/>
+      <w:bookmarkStart w:id="4" w:name="_Toc243652091"/>
       <w:r>
         <w:rPr>
           <w:rFonts w:eastAsia="微软雅黑"/>
@@ -2463,8 +2487,8 @@
           <w:noProof/>
         </w:rPr>
         <w:drawing>
-          <wp:inline distT="0" distB="0" distL="0" distR="0" wp14:anchorId="26D0A1AA" wp14:editId="2CD6B686">
-            <wp:extent cx="5724000" cy="4252114"/>
+          <wp:inline distT="0" distB="0" distL="0" distR="0" wp14:anchorId="7C6A2945" wp14:editId="0FBE4364">
+            <wp:extent cx="5724000" cy="5110714"/>
             <wp:effectExtent l="0" t="0" r="0" b="0"/>
             <wp:docPr id="1" name="Picture 1"/>
             <wp:cNvGraphicFramePr>
@@ -2486,7 +2510,7 @@
                   <pic:spPr>
                     <a:xfrm>
                       <a:off x="0" y="0"/>
-                      <a:ext cx="5724000" cy="4252114"/>
+                      <a:ext cx="5724000" cy="5110714"/>
                     </a:xfrm>
                     <a:prstGeom prst="rect">
                       <a:avLst/>
@@ -2536,55 +2560,85 @@
     </w:p>
     <w:p>
       <w:r>
-        <w:t>控制器只负责参数绑定与操作分派。</w:t>
+        <w:t>控制器绑定参数，</w:t>
       </w:r>
       <w:r>
         <w:t xml:space="preserve">PdfService </w:t>
       </w:r>
       <w:r>
-        <w:t>通过非阻塞信号量限制同时进入的核心请求：默认</w:t>
+        <w:t>适配结果，</w:t>
+      </w:r>
+      <w:r>
+        <w:t xml:space="preserve">PdfExecutor </w:t>
+      </w:r>
+      <w:r>
+        <w:t>通过非阻塞信号量管理默认</w:t>
       </w:r>
       <w:r>
         <w:t xml:space="preserve"> 2 </w:t>
       </w:r>
       <w:r>
-        <w:t>个，容量已满返回</w:t>
+        <w:t>个处理槽，容量已满返回</w:t>
       </w:r>
       <w:r>
         <w:t xml:space="preserve"> 429</w:t>
       </w:r>
       <w:r>
-        <w:t>。通过校验后创建独立临时目录，检查</w:t>
+        <w:t>。父进程有界复制上传文件并检查</w:t>
       </w:r>
       <w:r>
         <w:t xml:space="preserve"> PDF </w:t>
       </w:r>
       <w:r>
-        <w:t>文件头、打开密码和页数，再调用工具类；结果写入响应后执行</w:t>
-      </w:r>
-      <w:r>
-        <w:t xml:space="preserve"> finally </w:t>
-      </w:r>
-      <w:r>
-        <w:t>清理目录并释放槽位。</w:t>
-      </w:r>
-      <w:r>
-        <w:t xml:space="preserve">PDF </w:t>
-      </w:r>
-      <w:r>
-        <w:t>解析及输出生成仍位于</w:t>
-      </w:r>
-      <w:r>
-        <w:t xml:space="preserve"> Web JVM </w:t>
-      </w:r>
-      <w:r>
-        <w:t>内，没有独立</w:t>
-      </w:r>
-      <w:r>
-        <w:t xml:space="preserve"> PDF </w:t>
-      </w:r>
-      <w:r>
-        <w:t>计算进程，也没有硬执行时间或堆内存隔离。</w:t>
+        <w:t>文件头，</w:t>
+      </w:r>
+      <w:r>
+        <w:t xml:space="preserve">PdfProcessRunner </w:t>
+      </w:r>
+      <w:r>
+        <w:t>启动独立</w:t>
+      </w:r>
+      <w:r>
+        <w:t xml:space="preserve"> Java </w:t>
+      </w:r>
+      <w:r>
+        <w:t>子进程；</w:t>
+      </w:r>
+      <w:r>
+        <w:t xml:space="preserve">PdfChild </w:t>
+      </w:r>
+      <w:r>
+        <w:t>校验打开密码和页数，再调用工具库。参数经</w:t>
+      </w:r>
+      <w:r>
+        <w:t xml:space="preserve"> stdin </w:t>
+      </w:r>
+      <w:r>
+        <w:t>传递，产物通过工作目录和结果清单交回，</w:t>
+      </w:r>
+      <w:r>
+        <w:t xml:space="preserve">Web </w:t>
+      </w:r>
+      <w:r>
+        <w:t>流式发送后清理目录。默认期限为</w:t>
+      </w:r>
+      <w:r>
+        <w:t xml:space="preserve"> 90 </w:t>
+      </w:r>
+      <w:r>
+        <w:t>秒、子进程堆为</w:t>
+      </w:r>
+      <w:r>
+        <w:t xml:space="preserve"> 384 MiB</w:t>
+      </w:r>
+      <w:r>
+        <w:t>、工作目录轮询上限为</w:t>
+      </w:r>
+      <w:r>
+        <w:t xml:space="preserve"> 512 MiB</w:t>
+      </w:r>
+      <w:r>
+        <w:t>；堆限制不等同于进程总内存，目录轮询不属于硬文件系统配额。</w:t>
       </w:r>
     </w:p>
     <w:tbl>
@@ -2626,6 +2680,7 @@
                 <w:b/>
                 <w:sz w:val="20"/>
               </w:rPr>
+              <w:lastRenderedPageBreak/>
               <w:t>组件</w:t>
             </w:r>
           </w:p>
@@ -2667,6 +2722,76 @@
               <w:rPr>
                 <w:sz w:val="20"/>
               </w:rPr>
+              <w:t xml:space="preserve">PDF </w:t>
+            </w:r>
+            <w:r>
+              <w:rPr>
+                <w:sz w:val="20"/>
+              </w:rPr>
+              <w:t>子进程</w:t>
+            </w:r>
+          </w:p>
+        </w:tc>
+        <w:tc>
+          <w:tcPr>
+            <w:tcW w:w="6746" w:type="dxa"/>
+            <w:vAlign w:val="center"/>
+          </w:tcPr>
+          <w:p>
+            <w:pPr>
+              <w:spacing w:before="60" w:after="60" w:line="252" w:lineRule="auto"/>
+            </w:pPr>
+            <w:r>
+              <w:rPr>
+                <w:sz w:val="20"/>
+              </w:rPr>
+              <w:t>复用同一</w:t>
+            </w:r>
+            <w:r>
+              <w:rPr>
+                <w:sz w:val="20"/>
+              </w:rPr>
+              <w:t xml:space="preserve"> JAR </w:t>
+            </w:r>
+            <w:r>
+              <w:rPr>
+                <w:sz w:val="20"/>
+              </w:rPr>
+              <w:t>的专用入口，不启动</w:t>
+            </w:r>
+            <w:r>
+              <w:rPr>
+                <w:sz w:val="20"/>
+              </w:rPr>
+              <w:t xml:space="preserve"> Spring</w:t>
+            </w:r>
+            <w:r>
+              <w:rPr>
+                <w:sz w:val="20"/>
+              </w:rPr>
+              <w:t>；密码不写入命令行或结果清单，子进程环境不继承业务凭据。</w:t>
+            </w:r>
+          </w:p>
+        </w:tc>
+      </w:tr>
+      <w:tr>
+        <w:trPr>
+          <w:cantSplit/>
+          <w:jc w:val="center"/>
+        </w:trPr>
+        <w:tc>
+          <w:tcPr>
+            <w:tcW w:w="2268" w:type="dxa"/>
+            <w:vAlign w:val="center"/>
+          </w:tcPr>
+          <w:p>
+            <w:pPr>
+              <w:spacing w:before="60" w:after="60" w:line="252" w:lineRule="auto"/>
+            </w:pPr>
+            <w:r>
+              <w:rPr>
+                <w:sz w:val="20"/>
+              </w:rPr>
               <w:t>Windows Web / Worker</w:t>
             </w:r>
           </w:p>
@@ -2738,7 +2863,7 @@
               <w:rPr>
                 <w:sz w:val="20"/>
               </w:rPr>
-              <w:t>操作不入消息队列。</w:t>
+              <w:t>操作同步等待子进程，不入消息队列。</w:t>
             </w:r>
           </w:p>
         </w:tc>
@@ -2813,7 +2938,6 @@
               <w:rPr>
                 <w:sz w:val="20"/>
               </w:rPr>
-              <w:lastRenderedPageBreak/>
               <w:t>Redis</w:t>
             </w:r>
           </w:p>
@@ -3175,7 +3299,7 @@
         <w:pStyle w:val="3"/>
         <w:pageBreakBefore/>
       </w:pPr>
-      <w:bookmarkStart w:id="5" w:name="_Toc243572352"/>
+      <w:bookmarkStart w:id="5" w:name="_Toc243652092"/>
       <w:r>
         <w:rPr>
           <w:rFonts w:eastAsia="微软雅黑"/>
@@ -3199,7 +3323,19 @@
         <w:t xml:space="preserve"> cn.edu.pdfworkbench</w:t>
       </w:r>
       <w:r>
-        <w:t>。模型采用明确的选项与结果类型，控制器和工具库之间由服务层协调。下表中后端相对路径以</w:t>
+        <w:t>。模型采用明确的选项与结果类型，</w:t>
+      </w:r>
+      <w:r>
+        <w:t xml:space="preserve">HTTP </w:t>
+      </w:r>
+      <w:r>
+        <w:t>适配、执行边界和算法实现各有明确职责，通过选项、结果及执行回调组合协作；</w:t>
+      </w:r>
+      <w:r>
+        <w:t xml:space="preserve">PDF </w:t>
+      </w:r>
+      <w:r>
+        <w:t>工具不依赖控制器、数据库或队列。下表中后端相对路径以</w:t>
       </w:r>
       <w:r>
         <w:t xml:space="preserve"> backend/src/main/java/cn/edu/pdfworkbench </w:t>
@@ -3224,8 +3360,8 @@
           <w:noProof/>
         </w:rPr>
         <w:drawing>
-          <wp:inline distT="0" distB="0" distL="0" distR="0" wp14:anchorId="4424FC42" wp14:editId="59EE580D">
-            <wp:extent cx="5724000" cy="4293000"/>
+          <wp:inline distT="0" distB="0" distL="0" distR="0" wp14:anchorId="112C089B" wp14:editId="6152DB67">
+            <wp:extent cx="5724000" cy="5396914"/>
             <wp:effectExtent l="0" t="0" r="0" b="0"/>
             <wp:docPr id="2" name="Picture 2"/>
             <wp:cNvGraphicFramePr>
@@ -3247,7 +3383,7 @@
                   <pic:spPr>
                     <a:xfrm>
                       <a:off x="0" y="0"/>
-                      <a:ext cx="5724000" cy="4293000"/>
+                      <a:ext cx="5724000" cy="5396914"/>
                     </a:xfrm>
                     <a:prstGeom prst="rect">
                       <a:avLst/>
@@ -3490,6 +3626,7 @@
               <w:rPr>
                 <w:sz w:val="20"/>
               </w:rPr>
+              <w:lastRenderedPageBreak/>
               <w:t>PdfPreview / ResultPanel</w:t>
             </w:r>
           </w:p>
@@ -3714,7 +3851,6 @@
               <w:rPr>
                 <w:sz w:val="20"/>
               </w:rPr>
-              <w:lastRenderedPageBreak/>
               <w:t>PdfService</w:t>
             </w:r>
           </w:p>
@@ -3732,19 +3868,7 @@
               <w:rPr>
                 <w:sz w:val="20"/>
               </w:rPr>
-              <w:t>申请信号量；暂存输入；检查格式、页数和输出；序列化或下载；</w:t>
-            </w:r>
-            <w:r>
-              <w:rPr>
-                <w:sz w:val="20"/>
-              </w:rPr>
-              <w:t xml:space="preserve">finally </w:t>
-            </w:r>
-            <w:r>
-              <w:rPr>
-                <w:sz w:val="20"/>
-              </w:rPr>
-              <w:t>清理并释放配额。</w:t>
+              <w:t>将操作及选项交给执行器；设置响应元数据并流式交付结果。</w:t>
             </w:r>
           </w:p>
         </w:tc>
@@ -3791,6 +3915,197 @@
               <w:rPr>
                 <w:sz w:val="20"/>
               </w:rPr>
+              <w:t>PdfExecutor / PdfProcessRunner</w:t>
+            </w:r>
+          </w:p>
+        </w:tc>
+        <w:tc>
+          <w:tcPr>
+            <w:tcW w:w="3685" w:type="dxa"/>
+            <w:vAlign w:val="center"/>
+          </w:tcPr>
+          <w:p>
+            <w:pPr>
+              <w:spacing w:before="60" w:after="60" w:line="252" w:lineRule="auto"/>
+            </w:pPr>
+            <w:r>
+              <w:rPr>
+                <w:sz w:val="20"/>
+              </w:rPr>
+              <w:t>管理共享并发槽、有界上传、请求</w:t>
+            </w:r>
+            <w:r>
+              <w:rPr>
+                <w:sz w:val="20"/>
+              </w:rPr>
+              <w:t>/</w:t>
+            </w:r>
+            <w:r>
+              <w:rPr>
+                <w:sz w:val="20"/>
+              </w:rPr>
+              <w:t>结果协议、进程期限及回收；回调后清理工作目录。</w:t>
+            </w:r>
+          </w:p>
+        </w:tc>
+        <w:tc>
+          <w:tcPr>
+            <w:tcW w:w="2835" w:type="dxa"/>
+            <w:vAlign w:val="center"/>
+          </w:tcPr>
+          <w:p>
+            <w:pPr>
+              <w:spacing w:before="60" w:after="60" w:line="252" w:lineRule="auto"/>
+            </w:pPr>
+            <w:r>
+              <w:rPr>
+                <w:sz w:val="20"/>
+              </w:rPr>
+              <w:t>pdf/</w:t>
+            </w:r>
+            <w:r>
+              <w:rPr>
+                <w:sz w:val="20"/>
+              </w:rPr>
+              <w:br/>
+              <w:t>PdfExecutor.java</w:t>
+            </w:r>
+            <w:r>
+              <w:rPr>
+                <w:sz w:val="20"/>
+              </w:rPr>
+              <w:t>；</w:t>
+            </w:r>
+            <w:r>
+              <w:rPr>
+                <w:sz w:val="20"/>
+              </w:rPr>
+              <w:br/>
+              <w:t>PdfProcessRunner.java</w:t>
+            </w:r>
+          </w:p>
+        </w:tc>
+      </w:tr>
+      <w:tr>
+        <w:trPr>
+          <w:cantSplit/>
+          <w:jc w:val="center"/>
+        </w:trPr>
+        <w:tc>
+          <w:tcPr>
+            <w:tcW w:w="2494" w:type="dxa"/>
+            <w:vAlign w:val="center"/>
+          </w:tcPr>
+          <w:p>
+            <w:pPr>
+              <w:spacing w:before="60" w:after="60" w:line="252" w:lineRule="auto"/>
+            </w:pPr>
+            <w:r>
+              <w:rPr>
+                <w:sz w:val="20"/>
+              </w:rPr>
+              <w:t>PdfChild / PdfJobRequest / PdfJobResult</w:t>
+            </w:r>
+          </w:p>
+        </w:tc>
+        <w:tc>
+          <w:tcPr>
+            <w:tcW w:w="3685" w:type="dxa"/>
+            <w:vAlign w:val="center"/>
+          </w:tcPr>
+          <w:p>
+            <w:pPr>
+              <w:spacing w:before="60" w:after="60" w:line="252" w:lineRule="auto"/>
+            </w:pPr>
+            <w:r>
+              <w:rPr>
+                <w:sz w:val="20"/>
+              </w:rPr>
+              <w:t>不启动</w:t>
+            </w:r>
+            <w:r>
+              <w:rPr>
+                <w:sz w:val="20"/>
+              </w:rPr>
+              <w:t xml:space="preserve"> Spring</w:t>
+            </w:r>
+            <w:r>
+              <w:rPr>
+                <w:sz w:val="20"/>
+              </w:rPr>
+              <w:t>；检查密码与页数，调用工具库并写入有界结果和结果清单。</w:t>
+            </w:r>
+          </w:p>
+        </w:tc>
+        <w:tc>
+          <w:tcPr>
+            <w:tcW w:w="2835" w:type="dxa"/>
+            <w:vAlign w:val="center"/>
+          </w:tcPr>
+          <w:p>
+            <w:pPr>
+              <w:spacing w:before="60" w:after="60" w:line="252" w:lineRule="auto"/>
+            </w:pPr>
+            <w:r>
+              <w:rPr>
+                <w:sz w:val="20"/>
+              </w:rPr>
+              <w:t>pdf/</w:t>
+            </w:r>
+            <w:r>
+              <w:rPr>
+                <w:sz w:val="20"/>
+              </w:rPr>
+              <w:br/>
+              <w:t>PdfChild.java</w:t>
+            </w:r>
+            <w:r>
+              <w:rPr>
+                <w:sz w:val="20"/>
+              </w:rPr>
+              <w:t>；</w:t>
+            </w:r>
+            <w:r>
+              <w:rPr>
+                <w:sz w:val="20"/>
+              </w:rPr>
+              <w:br/>
+              <w:t>PdfJobRequest.java</w:t>
+            </w:r>
+            <w:r>
+              <w:rPr>
+                <w:sz w:val="20"/>
+              </w:rPr>
+              <w:t>；</w:t>
+            </w:r>
+            <w:r>
+              <w:rPr>
+                <w:sz w:val="20"/>
+              </w:rPr>
+              <w:br/>
+              <w:t>PdfJobResult.java</w:t>
+            </w:r>
+          </w:p>
+        </w:tc>
+      </w:tr>
+      <w:tr>
+        <w:trPr>
+          <w:cantSplit/>
+          <w:jc w:val="center"/>
+        </w:trPr>
+        <w:tc>
+          <w:tcPr>
+            <w:tcW w:w="2494" w:type="dxa"/>
+            <w:vAlign w:val="center"/>
+          </w:tcPr>
+          <w:p>
+            <w:pPr>
+              <w:spacing w:before="60" w:after="60" w:line="252" w:lineRule="auto"/>
+            </w:pPr>
+            <w:r>
+              <w:rPr>
+                <w:sz w:val="20"/>
+              </w:rPr>
               <w:t>PdfTextUtils / TextCollector</w:t>
             </w:r>
           </w:p>
@@ -4298,11 +4613,6 @@
                 <w:sz w:val="20"/>
               </w:rPr>
               <w:br/>
-            </w:r>
-            <w:r>
-              <w:rPr>
-                <w:sz w:val="20"/>
-              </w:rPr>
               <w:t>PageSelection.java</w:t>
             </w:r>
             <w:r>
@@ -4414,17 +4724,6 @@
           <w:sz w:val="2"/>
         </w:rPr>
         <w:t xml:space="preserve"> </w:t>
-      </w:r>
-    </w:p>
-    <w:p>
-      <w:r>
-        <w:t>文本处理保留字符位置并聚合连续样式块；阅读顺序由行与栏的空间关系重建。表格处理先收集水平</w:t>
-      </w:r>
-      <w:r>
-        <w:t>/</w:t>
-      </w:r>
-      <w:r>
-        <w:t>垂直线段，按连通分量分离网格，再将字符归入单元格。图片处理区别资源身份与绘制次数，原始流和转换结果通过清单关联；转换失败不伪装为成功图像。签名结果将完整性、证书有效期、信任锚和后续修订分列，避免用单一布尔值合并不同判断。</w:t>
       </w:r>
     </w:p>
     <w:p>
@@ -4432,7 +4731,7 @@
         <w:pStyle w:val="3"/>
         <w:pageBreakBefore/>
       </w:pPr>
-      <w:bookmarkStart w:id="6" w:name="_Toc243572353"/>
+      <w:bookmarkStart w:id="6" w:name="_Toc243652093"/>
       <w:r>
         <w:rPr>
           <w:rFonts w:eastAsia="微软雅黑"/>
@@ -4505,7 +4804,7 @@
           <w:noProof/>
         </w:rPr>
         <w:drawing>
-          <wp:inline distT="0" distB="0" distL="0" distR="0" wp14:anchorId="27B4D007" wp14:editId="5E9D6632">
+          <wp:inline distT="0" distB="0" distL="0" distR="0" wp14:anchorId="42B7E7FE" wp14:editId="244BD27E">
             <wp:extent cx="5724000" cy="4824514"/>
             <wp:effectExtent l="0" t="0" r="0" b="0"/>
             <wp:docPr id="3" name="Picture 3"/>
@@ -4561,43 +4860,19 @@
         <w:rPr>
           <w:sz w:val="21"/>
         </w:rPr>
-        <w:t>与</w:t>
+        <w:t>文件选择</w:t>
       </w:r>
       <w:r>
         <w:rPr>
           <w:sz w:val="21"/>
         </w:rPr>
-        <w:t xml:space="preserve"> Part A </w:t>
+        <w:t xml:space="preserve"> </w:t>
       </w:r>
       <w:r>
         <w:rPr>
           <w:sz w:val="21"/>
         </w:rPr>
-        <w:t>对应的</w:t>
-      </w:r>
-      <w:r>
-        <w:rPr>
-          <w:sz w:val="21"/>
-        </w:rPr>
-        <w:t xml:space="preserve"> W00 </w:t>
-      </w:r>
-      <w:r>
-        <w:rPr>
-          <w:sz w:val="21"/>
-        </w:rPr>
-        <w:t>至</w:t>
-      </w:r>
-      <w:r>
-        <w:rPr>
-          <w:sz w:val="21"/>
-        </w:rPr>
-        <w:t xml:space="preserve"> W10 </w:t>
-      </w:r>
-      <w:r>
-        <w:rPr>
-          <w:sz w:val="21"/>
-        </w:rPr>
-        <w:t>导航</w:t>
+        <w:t>预览与工具导航</w:t>
       </w:r>
     </w:p>
     <w:p>
@@ -4611,7 +4886,7 @@
         </w:rPr>
         <w:lastRenderedPageBreak/>
         <w:drawing>
-          <wp:inline distT="0" distB="0" distL="0" distR="0" wp14:anchorId="57667B35" wp14:editId="11918170">
+          <wp:inline distT="0" distB="0" distL="0" distR="0" wp14:anchorId="0BD6EFBD" wp14:editId="4FB7CF78">
             <wp:extent cx="5724000" cy="3975000"/>
             <wp:effectExtent l="0" t="0" r="0" b="0"/>
             <wp:docPr id="4" name="Picture 4"/>
@@ -4680,7 +4955,7 @@
           <w:noProof/>
         </w:rPr>
         <w:drawing>
-          <wp:inline distT="0" distB="0" distL="0" distR="0" wp14:anchorId="161F6FB8" wp14:editId="4F0DAB01">
+          <wp:inline distT="0" distB="0" distL="0" distR="0" wp14:anchorId="599F1612" wp14:editId="471E8475">
             <wp:extent cx="5724000" cy="3975000"/>
             <wp:effectExtent l="0" t="0" r="0" b="0"/>
             <wp:docPr id="5" name="Picture 5"/>
@@ -4860,9 +5135,9 @@
         <w:tblLook w:val="04A0" w:firstRow="1" w:lastRow="0" w:firstColumn="1" w:lastColumn="0" w:noHBand="0" w:noVBand="1"/>
       </w:tblPr>
       <w:tblGrid>
-        <w:gridCol w:w="3458"/>
-        <w:gridCol w:w="4479"/>
-        <w:gridCol w:w="1077"/>
+        <w:gridCol w:w="3231"/>
+        <w:gridCol w:w="3515"/>
+        <w:gridCol w:w="2268"/>
       </w:tblGrid>
       <w:tr>
         <w:trPr>
@@ -4872,7 +5147,7 @@
         </w:trPr>
         <w:tc>
           <w:tcPr>
-            <w:tcW w:w="3458" w:type="dxa"/>
+            <w:tcW w:w="3231" w:type="dxa"/>
             <w:vAlign w:val="center"/>
           </w:tcPr>
           <w:p>
@@ -4897,7 +5172,7 @@
         </w:tc>
         <w:tc>
           <w:tcPr>
-            <w:tcW w:w="4479" w:type="dxa"/>
+            <w:tcW w:w="3515" w:type="dxa"/>
             <w:vAlign w:val="center"/>
           </w:tcPr>
           <w:p>
@@ -4915,7 +5190,7 @@
         </w:tc>
         <w:tc>
           <w:tcPr>
-            <w:tcW w:w="1077" w:type="dxa"/>
+            <w:tcW w:w="2268" w:type="dxa"/>
             <w:vAlign w:val="center"/>
           </w:tcPr>
           <w:p>
@@ -4927,19 +5202,19 @@
                 <w:b/>
                 <w:sz w:val="20"/>
               </w:rPr>
-              <w:t>WND</w:t>
-            </w:r>
-          </w:p>
-        </w:tc>
-      </w:tr>
-      <w:tr>
-        <w:trPr>
-          <w:cantSplit/>
-          <w:jc w:val="center"/>
-        </w:trPr>
-        <w:tc>
-          <w:tcPr>
-            <w:tcW w:w="3458" w:type="dxa"/>
+              <w:t>操作面板</w:t>
+            </w:r>
+          </w:p>
+        </w:tc>
+      </w:tr>
+      <w:tr>
+        <w:trPr>
+          <w:cantSplit/>
+          <w:jc w:val="center"/>
+        </w:trPr>
+        <w:tc>
+          <w:tcPr>
+            <w:tcW w:w="3231" w:type="dxa"/>
             <w:vAlign w:val="center"/>
           </w:tcPr>
           <w:p>
@@ -4956,7 +5231,7 @@
         </w:tc>
         <w:tc>
           <w:tcPr>
-            <w:tcW w:w="4479" w:type="dxa"/>
+            <w:tcW w:w="3515" w:type="dxa"/>
             <w:vAlign w:val="center"/>
           </w:tcPr>
           <w:p>
@@ -4973,30 +5248,30 @@
         </w:tc>
         <w:tc>
           <w:tcPr>
-            <w:tcW w:w="1077" w:type="dxa"/>
-            <w:vAlign w:val="center"/>
-          </w:tcPr>
-          <w:p>
-            <w:pPr>
-              <w:spacing w:before="60" w:after="60" w:line="252" w:lineRule="auto"/>
-            </w:pPr>
-            <w:r>
-              <w:rPr>
-                <w:sz w:val="20"/>
-              </w:rPr>
-              <w:t>W02</w:t>
-            </w:r>
-          </w:p>
-        </w:tc>
-      </w:tr>
-      <w:tr>
-        <w:trPr>
-          <w:cantSplit/>
-          <w:jc w:val="center"/>
-        </w:trPr>
-        <w:tc>
-          <w:tcPr>
-            <w:tcW w:w="3458" w:type="dxa"/>
+            <w:tcW w:w="2268" w:type="dxa"/>
+            <w:vAlign w:val="center"/>
+          </w:tcPr>
+          <w:p>
+            <w:pPr>
+              <w:spacing w:before="60" w:after="60" w:line="252" w:lineRule="auto"/>
+            </w:pPr>
+            <w:r>
+              <w:rPr>
+                <w:sz w:val="20"/>
+              </w:rPr>
+              <w:t>文本与检索</w:t>
+            </w:r>
+          </w:p>
+        </w:tc>
+      </w:tr>
+      <w:tr>
+        <w:trPr>
+          <w:cantSplit/>
+          <w:jc w:val="center"/>
+        </w:trPr>
+        <w:tc>
+          <w:tcPr>
+            <w:tcW w:w="3231" w:type="dxa"/>
             <w:vAlign w:val="center"/>
           </w:tcPr>
           <w:p>
@@ -5013,7 +5288,7 @@
         </w:tc>
         <w:tc>
           <w:tcPr>
-            <w:tcW w:w="4479" w:type="dxa"/>
+            <w:tcW w:w="3515" w:type="dxa"/>
             <w:vAlign w:val="center"/>
           </w:tcPr>
           <w:p>
@@ -5030,30 +5305,30 @@
         </w:tc>
         <w:tc>
           <w:tcPr>
-            <w:tcW w:w="1077" w:type="dxa"/>
-            <w:vAlign w:val="center"/>
-          </w:tcPr>
-          <w:p>
-            <w:pPr>
-              <w:spacing w:before="60" w:after="60" w:line="252" w:lineRule="auto"/>
-            </w:pPr>
-            <w:r>
-              <w:rPr>
-                <w:sz w:val="20"/>
-              </w:rPr>
-              <w:t>W02</w:t>
-            </w:r>
-          </w:p>
-        </w:tc>
-      </w:tr>
-      <w:tr>
-        <w:trPr>
-          <w:cantSplit/>
-          <w:jc w:val="center"/>
-        </w:trPr>
-        <w:tc>
-          <w:tcPr>
-            <w:tcW w:w="3458" w:type="dxa"/>
+            <w:tcW w:w="2268" w:type="dxa"/>
+            <w:vAlign w:val="center"/>
+          </w:tcPr>
+          <w:p>
+            <w:pPr>
+              <w:spacing w:before="60" w:after="60" w:line="252" w:lineRule="auto"/>
+            </w:pPr>
+            <w:r>
+              <w:rPr>
+                <w:sz w:val="20"/>
+              </w:rPr>
+              <w:t>文本与检索</w:t>
+            </w:r>
+          </w:p>
+        </w:tc>
+      </w:tr>
+      <w:tr>
+        <w:trPr>
+          <w:cantSplit/>
+          <w:jc w:val="center"/>
+        </w:trPr>
+        <w:tc>
+          <w:tcPr>
+            <w:tcW w:w="3231" w:type="dxa"/>
             <w:vAlign w:val="center"/>
           </w:tcPr>
           <w:p>
@@ -5070,7 +5345,7 @@
         </w:tc>
         <w:tc>
           <w:tcPr>
-            <w:tcW w:w="4479" w:type="dxa"/>
+            <w:tcW w:w="3515" w:type="dxa"/>
             <w:vAlign w:val="center"/>
           </w:tcPr>
           <w:p>
@@ -5087,30 +5362,30 @@
         </w:tc>
         <w:tc>
           <w:tcPr>
-            <w:tcW w:w="1077" w:type="dxa"/>
-            <w:vAlign w:val="center"/>
-          </w:tcPr>
-          <w:p>
-            <w:pPr>
-              <w:spacing w:before="60" w:after="60" w:line="252" w:lineRule="auto"/>
-            </w:pPr>
-            <w:r>
-              <w:rPr>
-                <w:sz w:val="20"/>
-              </w:rPr>
-              <w:t>W05</w:t>
-            </w:r>
-          </w:p>
-        </w:tc>
-      </w:tr>
-      <w:tr>
-        <w:trPr>
-          <w:cantSplit/>
-          <w:jc w:val="center"/>
-        </w:trPr>
-        <w:tc>
-          <w:tcPr>
-            <w:tcW w:w="3458" w:type="dxa"/>
+            <w:tcW w:w="2268" w:type="dxa"/>
+            <w:vAlign w:val="center"/>
+          </w:tcPr>
+          <w:p>
+            <w:pPr>
+              <w:spacing w:before="60" w:after="60" w:line="252" w:lineRule="auto"/>
+            </w:pPr>
+            <w:r>
+              <w:rPr>
+                <w:sz w:val="20"/>
+              </w:rPr>
+              <w:t>文档信息</w:t>
+            </w:r>
+          </w:p>
+        </w:tc>
+      </w:tr>
+      <w:tr>
+        <w:trPr>
+          <w:cantSplit/>
+          <w:jc w:val="center"/>
+        </w:trPr>
+        <w:tc>
+          <w:tcPr>
+            <w:tcW w:w="3231" w:type="dxa"/>
             <w:vAlign w:val="center"/>
           </w:tcPr>
           <w:p>
@@ -5127,7 +5402,7 @@
         </w:tc>
         <w:tc>
           <w:tcPr>
-            <w:tcW w:w="4479" w:type="dxa"/>
+            <w:tcW w:w="3515" w:type="dxa"/>
             <w:vAlign w:val="center"/>
           </w:tcPr>
           <w:p>
@@ -5144,30 +5419,36 @@
         </w:tc>
         <w:tc>
           <w:tcPr>
-            <w:tcW w:w="1077" w:type="dxa"/>
-            <w:vAlign w:val="center"/>
-          </w:tcPr>
-          <w:p>
-            <w:pPr>
-              <w:spacing w:before="60" w:after="60" w:line="252" w:lineRule="auto"/>
-            </w:pPr>
-            <w:r>
-              <w:rPr>
-                <w:sz w:val="20"/>
-              </w:rPr>
-              <w:t>W03</w:t>
-            </w:r>
-          </w:p>
-        </w:tc>
-      </w:tr>
-      <w:tr>
-        <w:trPr>
-          <w:cantSplit/>
-          <w:jc w:val="center"/>
-        </w:trPr>
-        <w:tc>
-          <w:tcPr>
-            <w:tcW w:w="3458" w:type="dxa"/>
+            <w:tcW w:w="2268" w:type="dxa"/>
+            <w:vAlign w:val="center"/>
+          </w:tcPr>
+          <w:p>
+            <w:pPr>
+              <w:spacing w:before="60" w:after="60" w:line="252" w:lineRule="auto"/>
+            </w:pPr>
+            <w:r>
+              <w:rPr>
+                <w:sz w:val="20"/>
+              </w:rPr>
+              <w:t>表格与</w:t>
+            </w:r>
+            <w:r>
+              <w:rPr>
+                <w:sz w:val="20"/>
+              </w:rPr>
+              <w:t xml:space="preserve"> CSV</w:t>
+            </w:r>
+          </w:p>
+        </w:tc>
+      </w:tr>
+      <w:tr>
+        <w:trPr>
+          <w:cantSplit/>
+          <w:jc w:val="center"/>
+        </w:trPr>
+        <w:tc>
+          <w:tcPr>
+            <w:tcW w:w="3231" w:type="dxa"/>
             <w:vAlign w:val="center"/>
           </w:tcPr>
           <w:p>
@@ -5184,7 +5465,7 @@
         </w:tc>
         <w:tc>
           <w:tcPr>
-            <w:tcW w:w="4479" w:type="dxa"/>
+            <w:tcW w:w="3515" w:type="dxa"/>
             <w:vAlign w:val="center"/>
           </w:tcPr>
           <w:p>
@@ -5201,30 +5482,36 @@
         </w:tc>
         <w:tc>
           <w:tcPr>
-            <w:tcW w:w="1077" w:type="dxa"/>
-            <w:vAlign w:val="center"/>
-          </w:tcPr>
-          <w:p>
-            <w:pPr>
-              <w:spacing w:before="60" w:after="60" w:line="252" w:lineRule="auto"/>
-            </w:pPr>
-            <w:r>
-              <w:rPr>
-                <w:sz w:val="20"/>
-              </w:rPr>
-              <w:t>W03</w:t>
-            </w:r>
-          </w:p>
-        </w:tc>
-      </w:tr>
-      <w:tr>
-        <w:trPr>
-          <w:cantSplit/>
-          <w:jc w:val="center"/>
-        </w:trPr>
-        <w:tc>
-          <w:tcPr>
-            <w:tcW w:w="3458" w:type="dxa"/>
+            <w:tcW w:w="2268" w:type="dxa"/>
+            <w:vAlign w:val="center"/>
+          </w:tcPr>
+          <w:p>
+            <w:pPr>
+              <w:spacing w:before="60" w:after="60" w:line="252" w:lineRule="auto"/>
+            </w:pPr>
+            <w:r>
+              <w:rPr>
+                <w:sz w:val="20"/>
+              </w:rPr>
+              <w:t>表格与</w:t>
+            </w:r>
+            <w:r>
+              <w:rPr>
+                <w:sz w:val="20"/>
+              </w:rPr>
+              <w:t xml:space="preserve"> CSV</w:t>
+            </w:r>
+          </w:p>
+        </w:tc>
+      </w:tr>
+      <w:tr>
+        <w:trPr>
+          <w:cantSplit/>
+          <w:jc w:val="center"/>
+        </w:trPr>
+        <w:tc>
+          <w:tcPr>
+            <w:tcW w:w="3231" w:type="dxa"/>
             <w:vAlign w:val="center"/>
           </w:tcPr>
           <w:p>
@@ -5241,7 +5528,7 @@
         </w:tc>
         <w:tc>
           <w:tcPr>
-            <w:tcW w:w="4479" w:type="dxa"/>
+            <w:tcW w:w="3515" w:type="dxa"/>
             <w:vAlign w:val="center"/>
           </w:tcPr>
           <w:p>
@@ -5258,30 +5545,36 @@
         </w:tc>
         <w:tc>
           <w:tcPr>
-            <w:tcW w:w="1077" w:type="dxa"/>
-            <w:vAlign w:val="center"/>
-          </w:tcPr>
-          <w:p>
-            <w:pPr>
-              <w:spacing w:before="60" w:after="60" w:line="252" w:lineRule="auto"/>
-            </w:pPr>
-            <w:r>
-              <w:rPr>
-                <w:sz w:val="20"/>
-              </w:rPr>
-              <w:t>W04</w:t>
-            </w:r>
-          </w:p>
-        </w:tc>
-      </w:tr>
-      <w:tr>
-        <w:trPr>
-          <w:cantSplit/>
-          <w:jc w:val="center"/>
-        </w:trPr>
-        <w:tc>
-          <w:tcPr>
-            <w:tcW w:w="3458" w:type="dxa"/>
+            <w:tcW w:w="2268" w:type="dxa"/>
+            <w:vAlign w:val="center"/>
+          </w:tcPr>
+          <w:p>
+            <w:pPr>
+              <w:spacing w:before="60" w:after="60" w:line="252" w:lineRule="auto"/>
+            </w:pPr>
+            <w:r>
+              <w:rPr>
+                <w:sz w:val="20"/>
+              </w:rPr>
+              <w:t>图片与</w:t>
+            </w:r>
+            <w:r>
+              <w:rPr>
+                <w:sz w:val="20"/>
+              </w:rPr>
+              <w:t xml:space="preserve"> ZIP</w:t>
+            </w:r>
+          </w:p>
+        </w:tc>
+      </w:tr>
+      <w:tr>
+        <w:trPr>
+          <w:cantSplit/>
+          <w:jc w:val="center"/>
+        </w:trPr>
+        <w:tc>
+          <w:tcPr>
+            <w:tcW w:w="3231" w:type="dxa"/>
             <w:vAlign w:val="center"/>
           </w:tcPr>
           <w:p>
@@ -5298,7 +5591,7 @@
         </w:tc>
         <w:tc>
           <w:tcPr>
-            <w:tcW w:w="4479" w:type="dxa"/>
+            <w:tcW w:w="3515" w:type="dxa"/>
             <w:vAlign w:val="center"/>
           </w:tcPr>
           <w:p>
@@ -5315,30 +5608,30 @@
         </w:tc>
         <w:tc>
           <w:tcPr>
-            <w:tcW w:w="1077" w:type="dxa"/>
-            <w:vAlign w:val="center"/>
-          </w:tcPr>
-          <w:p>
-            <w:pPr>
-              <w:spacing w:before="60" w:after="60" w:line="252" w:lineRule="auto"/>
-            </w:pPr>
-            <w:r>
-              <w:rPr>
-                <w:sz w:val="20"/>
-              </w:rPr>
-              <w:t>W06</w:t>
-            </w:r>
-          </w:p>
-        </w:tc>
-      </w:tr>
-      <w:tr>
-        <w:trPr>
-          <w:cantSplit/>
-          <w:jc w:val="center"/>
-        </w:trPr>
-        <w:tc>
-          <w:tcPr>
-            <w:tcW w:w="3458" w:type="dxa"/>
+            <w:tcW w:w="2268" w:type="dxa"/>
+            <w:vAlign w:val="center"/>
+          </w:tcPr>
+          <w:p>
+            <w:pPr>
+              <w:spacing w:before="60" w:after="60" w:line="252" w:lineRule="auto"/>
+            </w:pPr>
+            <w:r>
+              <w:rPr>
+                <w:sz w:val="20"/>
+              </w:rPr>
+              <w:t>加密及权限</w:t>
+            </w:r>
+          </w:p>
+        </w:tc>
+      </w:tr>
+      <w:tr>
+        <w:trPr>
+          <w:cantSplit/>
+          <w:jc w:val="center"/>
+        </w:trPr>
+        <w:tc>
+          <w:tcPr>
+            <w:tcW w:w="3231" w:type="dxa"/>
             <w:vAlign w:val="center"/>
           </w:tcPr>
           <w:p>
@@ -5355,7 +5648,7 @@
         </w:tc>
         <w:tc>
           <w:tcPr>
-            <w:tcW w:w="4479" w:type="dxa"/>
+            <w:tcW w:w="3515" w:type="dxa"/>
             <w:vAlign w:val="center"/>
           </w:tcPr>
           <w:p>
@@ -5372,30 +5665,30 @@
         </w:tc>
         <w:tc>
           <w:tcPr>
-            <w:tcW w:w="1077" w:type="dxa"/>
-            <w:vAlign w:val="center"/>
-          </w:tcPr>
-          <w:p>
-            <w:pPr>
-              <w:spacing w:before="60" w:after="60" w:line="252" w:lineRule="auto"/>
-            </w:pPr>
-            <w:r>
-              <w:rPr>
-                <w:sz w:val="20"/>
-              </w:rPr>
-              <w:t>W07</w:t>
-            </w:r>
-          </w:p>
-        </w:tc>
-      </w:tr>
-      <w:tr>
-        <w:trPr>
-          <w:cantSplit/>
-          <w:jc w:val="center"/>
-        </w:trPr>
-        <w:tc>
-          <w:tcPr>
-            <w:tcW w:w="3458" w:type="dxa"/>
+            <w:tcW w:w="2268" w:type="dxa"/>
+            <w:vAlign w:val="center"/>
+          </w:tcPr>
+          <w:p>
+            <w:pPr>
+              <w:spacing w:before="60" w:after="60" w:line="252" w:lineRule="auto"/>
+            </w:pPr>
+            <w:r>
+              <w:rPr>
+                <w:sz w:val="20"/>
+              </w:rPr>
+              <w:t>数字签名</w:t>
+            </w:r>
+          </w:p>
+        </w:tc>
+      </w:tr>
+      <w:tr>
+        <w:trPr>
+          <w:cantSplit/>
+          <w:jc w:val="center"/>
+        </w:trPr>
+        <w:tc>
+          <w:tcPr>
+            <w:tcW w:w="3231" w:type="dxa"/>
             <w:vAlign w:val="center"/>
           </w:tcPr>
           <w:p>
@@ -5412,7 +5705,7 @@
         </w:tc>
         <w:tc>
           <w:tcPr>
-            <w:tcW w:w="4479" w:type="dxa"/>
+            <w:tcW w:w="3515" w:type="dxa"/>
             <w:vAlign w:val="center"/>
           </w:tcPr>
           <w:p>
@@ -5429,30 +5722,30 @@
         </w:tc>
         <w:tc>
           <w:tcPr>
-            <w:tcW w:w="1077" w:type="dxa"/>
-            <w:vAlign w:val="center"/>
-          </w:tcPr>
-          <w:p>
-            <w:pPr>
-              <w:spacing w:before="60" w:after="60" w:line="252" w:lineRule="auto"/>
-            </w:pPr>
-            <w:r>
-              <w:rPr>
-                <w:sz w:val="20"/>
-              </w:rPr>
-              <w:t>W07</w:t>
-            </w:r>
-          </w:p>
-        </w:tc>
-      </w:tr>
-      <w:tr>
-        <w:trPr>
-          <w:cantSplit/>
-          <w:jc w:val="center"/>
-        </w:trPr>
-        <w:tc>
-          <w:tcPr>
-            <w:tcW w:w="3458" w:type="dxa"/>
+            <w:tcW w:w="2268" w:type="dxa"/>
+            <w:vAlign w:val="center"/>
+          </w:tcPr>
+          <w:p>
+            <w:pPr>
+              <w:spacing w:before="60" w:after="60" w:line="252" w:lineRule="auto"/>
+            </w:pPr>
+            <w:r>
+              <w:rPr>
+                <w:sz w:val="20"/>
+              </w:rPr>
+              <w:t>数字签名</w:t>
+            </w:r>
+          </w:p>
+        </w:tc>
+      </w:tr>
+      <w:tr>
+        <w:trPr>
+          <w:cantSplit/>
+          <w:jc w:val="center"/>
+        </w:trPr>
+        <w:tc>
+          <w:tcPr>
+            <w:tcW w:w="3231" w:type="dxa"/>
             <w:vAlign w:val="center"/>
           </w:tcPr>
           <w:p>
@@ -5469,7 +5762,7 @@
         </w:tc>
         <w:tc>
           <w:tcPr>
-            <w:tcW w:w="4479" w:type="dxa"/>
+            <w:tcW w:w="3515" w:type="dxa"/>
             <w:vAlign w:val="center"/>
           </w:tcPr>
           <w:p>
@@ -5486,30 +5779,30 @@
         </w:tc>
         <w:tc>
           <w:tcPr>
-            <w:tcW w:w="1077" w:type="dxa"/>
-            <w:vAlign w:val="center"/>
-          </w:tcPr>
-          <w:p>
-            <w:pPr>
-              <w:spacing w:before="60" w:after="60" w:line="252" w:lineRule="auto"/>
-            </w:pPr>
-            <w:r>
-              <w:rPr>
-                <w:sz w:val="20"/>
-              </w:rPr>
-              <w:t>W07</w:t>
-            </w:r>
-          </w:p>
-        </w:tc>
-      </w:tr>
-      <w:tr>
-        <w:trPr>
-          <w:cantSplit/>
-          <w:jc w:val="center"/>
-        </w:trPr>
-        <w:tc>
-          <w:tcPr>
-            <w:tcW w:w="3458" w:type="dxa"/>
+            <w:tcW w:w="2268" w:type="dxa"/>
+            <w:vAlign w:val="center"/>
+          </w:tcPr>
+          <w:p>
+            <w:pPr>
+              <w:spacing w:before="60" w:after="60" w:line="252" w:lineRule="auto"/>
+            </w:pPr>
+            <w:r>
+              <w:rPr>
+                <w:sz w:val="20"/>
+              </w:rPr>
+              <w:t>数字签名</w:t>
+            </w:r>
+          </w:p>
+        </w:tc>
+      </w:tr>
+      <w:tr>
+        <w:trPr>
+          <w:cantSplit/>
+          <w:jc w:val="center"/>
+        </w:trPr>
+        <w:tc>
+          <w:tcPr>
+            <w:tcW w:w="3231" w:type="dxa"/>
             <w:vAlign w:val="center"/>
           </w:tcPr>
           <w:p>
@@ -5526,7 +5819,7 @@
         </w:tc>
         <w:tc>
           <w:tcPr>
-            <w:tcW w:w="4479" w:type="dxa"/>
+            <w:tcW w:w="3515" w:type="dxa"/>
             <w:vAlign w:val="center"/>
           </w:tcPr>
           <w:p>
@@ -5543,18 +5836,18 @@
         </w:tc>
         <w:tc>
           <w:tcPr>
-            <w:tcW w:w="1077" w:type="dxa"/>
-            <w:vAlign w:val="center"/>
-          </w:tcPr>
-          <w:p>
-            <w:pPr>
-              <w:spacing w:before="60" w:after="60" w:line="252" w:lineRule="auto"/>
-            </w:pPr>
-            <w:r>
-              <w:rPr>
-                <w:sz w:val="20"/>
-              </w:rPr>
-              <w:t>W08</w:t>
+            <w:tcW w:w="2268" w:type="dxa"/>
+            <w:vAlign w:val="center"/>
+          </w:tcPr>
+          <w:p>
+            <w:pPr>
+              <w:spacing w:before="60" w:after="60" w:line="252" w:lineRule="auto"/>
+            </w:pPr>
+            <w:r>
+              <w:rPr>
+                <w:sz w:val="20"/>
+              </w:rPr>
+              <w:t>水印</w:t>
             </w:r>
           </w:p>
         </w:tc>
@@ -5576,7 +5869,7 @@
         <w:pStyle w:val="2"/>
         <w:pageBreakBefore/>
       </w:pPr>
-      <w:bookmarkStart w:id="7" w:name="_Toc243572354"/>
+      <w:bookmarkStart w:id="7" w:name="_Toc243652094"/>
       <w:r>
         <w:rPr>
           <w:rFonts w:eastAsia="微软雅黑"/>
@@ -5608,7 +5901,7 @@
       <w:pPr>
         <w:pStyle w:val="3"/>
       </w:pPr>
-      <w:bookmarkStart w:id="8" w:name="_Toc243572355"/>
+      <w:bookmarkStart w:id="8" w:name="_Toc243652095"/>
       <w:r>
         <w:rPr>
           <w:rFonts w:eastAsia="微软雅黑"/>
@@ -5637,7 +5930,7 @@
         <w:t xml:space="preserve"> Windows EXE</w:t>
       </w:r>
       <w:r>
-        <w:t>。运行依赖为</w:t>
+        <w:t>。预构建软件的运行依赖为</w:t>
       </w:r>
       <w:r>
         <w:t xml:space="preserve"> Windows</w:t>
@@ -5652,25 +5945,25 @@
         <w:t>、</w:t>
       </w:r>
       <w:r>
-        <w:t>JDK 21+</w:t>
+        <w:t xml:space="preserve">JDK 21+ </w:t>
+      </w:r>
+      <w:r>
+        <w:t>及</w:t>
+      </w:r>
+      <w:r>
+        <w:t xml:space="preserve"> Docker Desktop Linux Engine</w:t>
+      </w:r>
+      <w:r>
+        <w:t>；从源码构建另需</w:t>
+      </w:r>
+      <w:r>
+        <w:t xml:space="preserve"> Maven</w:t>
       </w:r>
       <w:r>
         <w:t>、</w:t>
       </w:r>
       <w:r>
-        <w:t>Maven</w:t>
-      </w:r>
-      <w:r>
-        <w:t>、</w:t>
-      </w:r>
-      <w:r>
-        <w:t xml:space="preserve">Node.js/npm </w:t>
-      </w:r>
-      <w:r>
-        <w:t>及已启动的</w:t>
-      </w:r>
-      <w:r>
-        <w:t xml:space="preserve"> Docker Desktop Linux Engine</w:t>
+        <w:t>Node.js/npm</w:t>
       </w:r>
       <w:r>
         <w:t>。当前编译目标为</w:t>
@@ -5960,7 +6253,7 @@
               <w:rPr>
                 <w:sz w:val="20"/>
               </w:rPr>
-              <w:t>deploy/Start-Local.ps1</w:t>
+              <w:t>workbench.cmd</w:t>
             </w:r>
           </w:p>
         </w:tc>
@@ -5977,95 +6270,31 @@
               <w:rPr>
                 <w:sz w:val="20"/>
               </w:rPr>
-              <w:t>生成本机凭据、启动支撑服务并初始化私有存储桶。</w:t>
-            </w:r>
-          </w:p>
-        </w:tc>
-      </w:tr>
-      <w:tr>
-        <w:trPr>
-          <w:cantSplit/>
-          <w:jc w:val="center"/>
-        </w:trPr>
-        <w:tc>
-          <w:tcPr>
-            <w:tcW w:w="4365" w:type="dxa"/>
-            <w:vAlign w:val="center"/>
-          </w:tcPr>
-          <w:p>
-            <w:pPr>
-              <w:spacing w:before="60" w:after="60" w:line="252" w:lineRule="auto"/>
-            </w:pPr>
-            <w:r>
-              <w:rPr>
-                <w:sz w:val="20"/>
-              </w:rPr>
-              <w:t xml:space="preserve">deploy/Start-Web.ps1 </w:t>
-            </w:r>
-            <w:r>
-              <w:rPr>
-                <w:sz w:val="20"/>
-              </w:rPr>
-              <w:t>与</w:t>
-            </w:r>
-            <w:r>
-              <w:rPr>
-                <w:sz w:val="20"/>
-              </w:rPr>
-              <w:t xml:space="preserve"> Start-Worker.ps1</w:t>
-            </w:r>
-          </w:p>
-        </w:tc>
-        <w:tc>
-          <w:tcPr>
-            <w:tcW w:w="4649" w:type="dxa"/>
-            <w:vAlign w:val="center"/>
-          </w:tcPr>
-          <w:p>
-            <w:pPr>
-              <w:spacing w:before="60" w:after="60" w:line="252" w:lineRule="auto"/>
-            </w:pPr>
-            <w:r>
-              <w:rPr>
-                <w:sz w:val="20"/>
-              </w:rPr>
-              <w:t>启动</w:t>
-            </w:r>
-            <w:r>
-              <w:rPr>
-                <w:sz w:val="20"/>
-              </w:rPr>
-              <w:t xml:space="preserve"> Windows </w:t>
-            </w:r>
-            <w:r>
-              <w:rPr>
-                <w:sz w:val="20"/>
-              </w:rPr>
-              <w:t>原生</w:t>
-            </w:r>
-            <w:r>
-              <w:rPr>
-                <w:sz w:val="20"/>
-              </w:rPr>
-              <w:t xml:space="preserve"> Web </w:t>
-            </w:r>
-            <w:r>
-              <w:rPr>
-                <w:sz w:val="20"/>
-              </w:rPr>
-              <w:t>和独立</w:t>
-            </w:r>
-            <w:r>
-              <w:rPr>
-                <w:sz w:val="20"/>
-              </w:rPr>
-              <w:t xml:space="preserve"> Worker</w:t>
-            </w:r>
-            <w:r>
-              <w:rPr>
-                <w:sz w:val="20"/>
-              </w:rPr>
-              <w:t>；读取本机配置。</w:t>
+              <w:t>统一启动、查询、停止和重启</w:t>
+            </w:r>
+            <w:r>
+              <w:rPr>
+                <w:sz w:val="20"/>
+              </w:rPr>
+              <w:t xml:space="preserve"> Web</w:t>
+            </w:r>
+            <w:r>
+              <w:rPr>
+                <w:sz w:val="20"/>
+              </w:rPr>
+              <w:t>、</w:t>
+            </w:r>
+            <w:r>
+              <w:rPr>
+                <w:sz w:val="20"/>
+              </w:rPr>
+              <w:t xml:space="preserve">Worker </w:t>
+            </w:r>
+            <w:r>
+              <w:rPr>
+                <w:sz w:val="20"/>
+              </w:rPr>
+              <w:t>及支撑容器，停止保留数据卷和本机配置。</w:t>
             </w:r>
           </w:p>
         </w:tc>
@@ -6163,87 +6392,85 @@
     </w:p>
     <w:p>
       <w:r>
-        <w:t>.\deploy\Start-Local.ps1</w:t>
+        <w:t>mvn.cmd -f backend/pom.xml package</w:t>
       </w:r>
     </w:p>
     <w:p>
       <w:r>
-        <w:t>mvn.cmd -f backend/pom.xml package</w:t>
+        <w:t>workbench.cmd start</w:t>
       </w:r>
     </w:p>
     <w:p>
       <w:r>
-        <w:t>.\deploy\Start-Web.ps1</w:t>
+        <w:t>浏览器访问</w:t>
+      </w:r>
+      <w:r>
+        <w:t xml:space="preserve"> http://127.0.0.1:5173</w:t>
+      </w:r>
+      <w:r>
+        <w:t>。</w:t>
+      </w:r>
+      <w:r>
+        <w:t xml:space="preserve">workbench.cmd status </w:t>
+      </w:r>
+      <w:r>
+        <w:t>查询状态，</w:t>
+      </w:r>
+      <w:r>
+        <w:t xml:space="preserve">stop </w:t>
+      </w:r>
+      <w:r>
+        <w:t>正常关闭应用和容器，</w:t>
+      </w:r>
+      <w:r>
+        <w:t xml:space="preserve">restart </w:t>
+      </w:r>
+      <w:r>
+        <w:t>完成重启；命令返回后服务在后台运行。同机</w:t>
+      </w:r>
+      <w:r>
+        <w:t xml:space="preserve"> Vite </w:t>
+      </w:r>
+      <w:r>
+        <w:t>开发服务器与</w:t>
+      </w:r>
+      <w:r>
+        <w:t xml:space="preserve"> Nginx </w:t>
+      </w:r>
+      <w:r>
+        <w:t>不同时占用</w:t>
+      </w:r>
+      <w:r>
+        <w:t xml:space="preserve"> 5173</w:t>
+      </w:r>
+      <w:r>
+        <w:t>。</w:t>
       </w:r>
     </w:p>
     <w:p>
       <w:r>
-        <w:t xml:space="preserve">Web </w:t>
-      </w:r>
-      <w:r>
-        <w:t>启动后保持该窗口运行，在另一</w:t>
-      </w:r>
-      <w:r>
-        <w:t xml:space="preserve"> PowerShell </w:t>
-      </w:r>
-      <w:r>
-        <w:t>会话执行</w:t>
-      </w:r>
-      <w:r>
-        <w:t xml:space="preserve"> .\deploy\Start-Worker.ps1</w:t>
-      </w:r>
-      <w:r>
-        <w:t>。浏览器访问</w:t>
-      </w:r>
-      <w:r>
-        <w:t xml:space="preserve"> http://127.0.0.1:5173</w:t>
-      </w:r>
-      <w:r>
-        <w:t>；同机</w:t>
-      </w:r>
-      <w:r>
-        <w:t xml:space="preserve"> Vite </w:t>
-      </w:r>
-      <w:r>
-        <w:t>开发服务器与</w:t>
-      </w:r>
-      <w:r>
-        <w:t xml:space="preserve"> Nginx </w:t>
-      </w:r>
-      <w:r>
-        <w:t>不能同时占用</w:t>
-      </w:r>
-      <w:r>
-        <w:t xml:space="preserve"> 5173</w:t>
-      </w:r>
-      <w:r>
-        <w:t>。使用</w:t>
-      </w:r>
-      <w:r>
-        <w:t xml:space="preserve"> .\deploy\Test-Local.ps1 </w:t>
-      </w:r>
-      <w:r>
-        <w:t>检查依赖服务和入口。</w:t>
-      </w:r>
-    </w:p>
-    <w:p>
-      <w:r>
         <w:t xml:space="preserve">deploy/.env.local </w:t>
       </w:r>
       <w:r>
-        <w:t>保存本机生成的配置，不纳入交付包；命名卷保存支撑服务数据。升级</w:t>
-      </w:r>
-      <w:r>
-        <w:t xml:space="preserve"> JAR </w:t>
-      </w:r>
-      <w:r>
-        <w:t>前先停止对应</w:t>
-      </w:r>
-      <w:r>
-        <w:t xml:space="preserve"> Web/Worker </w:t>
-      </w:r>
-      <w:r>
-        <w:t>进程，保留数据卷，打包后重新启动。容器删除与数据卷删除不同；数据库和持久对象按同一恢复点配套备份。</w:t>
+        <w:t>保存本机生成的配置，不纳入交付包；命名卷保存支撑服务数据。升级前执行</w:t>
+      </w:r>
+      <w:r>
+        <w:t xml:space="preserve"> workbench.cmd stop</w:t>
+      </w:r>
+      <w:r>
+        <w:t>，构建完成后执行</w:t>
+      </w:r>
+      <w:r>
+        <w:t xml:space="preserve"> workbench.cmd start</w:t>
+      </w:r>
+      <w:r>
+        <w:t>。当前部署以受管进程运行，未注册</w:t>
+      </w:r>
+      <w:r>
+        <w:t xml:space="preserve"> Windows SCM </w:t>
+      </w:r>
+      <w:r>
+        <w:t>服务。容器删除与数据卷删除不同；数据库和持久对象按同一恢复点配套备份。</w:t>
       </w:r>
     </w:p>
     <w:p>
@@ -6251,7 +6478,7 @@
         <w:pStyle w:val="2"/>
         <w:pageBreakBefore/>
       </w:pPr>
-      <w:bookmarkStart w:id="9" w:name="_Toc243572356"/>
+      <w:bookmarkStart w:id="9" w:name="_Toc243652096"/>
       <w:r>
         <w:rPr>
           <w:rFonts w:eastAsia="微软雅黑"/>
@@ -6283,7 +6510,7 @@
       <w:pPr>
         <w:pStyle w:val="3"/>
       </w:pPr>
-      <w:bookmarkStart w:id="10" w:name="_Toc243572357"/>
+      <w:bookmarkStart w:id="10" w:name="_Toc243652097"/>
       <w:r>
         <w:rPr>
           <w:rFonts w:eastAsia="微软雅黑"/>
@@ -6303,7 +6530,7 @@
         <w:t>本轮核心测试于</w:t>
       </w:r>
       <w:r>
-        <w:t xml:space="preserve"> 2026-10-22 </w:t>
+        <w:t xml:space="preserve"> 2026-10-23 </w:t>
       </w:r>
       <w:r>
         <w:t>执行。</w:t>
@@ -6357,7 +6584,7 @@
         <w:t>项工作台用例，全部通过。参数化测试按实例计数。下列</w:t>
       </w:r>
       <w:r>
-        <w:t xml:space="preserve"> 14 </w:t>
+        <w:t xml:space="preserve"> 15 </w:t>
       </w:r>
       <w:r>
         <w:t>条完整记录从本轮执行用例中选取，覆盖正常处理、错误处理和容量边界。</w:t>
@@ -6745,10 +6972,453 @@
         <w:t>中检索。</w:t>
       </w:r>
     </w:p>
+    <w:tbl>
+      <w:tblPr>
+        <w:tblW w:w="0" w:type="auto"/>
+        <w:jc w:val="center"/>
+        <w:tblBorders>
+          <w:top w:val="single" w:sz="4" w:space="0" w:color="D9D9D9"/>
+          <w:left w:val="single" w:sz="4" w:space="0" w:color="D9D9D9"/>
+          <w:bottom w:val="single" w:sz="4" w:space="0" w:color="D9D9D9"/>
+          <w:right w:val="single" w:sz="4" w:space="0" w:color="D9D9D9"/>
+          <w:insideH w:val="single" w:sz="4" w:space="0" w:color="D9D9D9"/>
+          <w:insideV w:val="single" w:sz="4" w:space="0" w:color="D9D9D9"/>
+        </w:tblBorders>
+        <w:tblLayout w:type="fixed"/>
+        <w:tblLook w:val="04A0" w:firstRow="1" w:lastRow="0" w:firstColumn="1" w:lastColumn="0" w:noHBand="0" w:noVBand="1"/>
+      </w:tblPr>
+      <w:tblGrid>
+        <w:gridCol w:w="1984"/>
+        <w:gridCol w:w="4195"/>
+        <w:gridCol w:w="2835"/>
+      </w:tblGrid>
+      <w:tr>
+        <w:trPr>
+          <w:cantSplit/>
+          <w:tblHeader/>
+          <w:jc w:val="center"/>
+        </w:trPr>
+        <w:tc>
+          <w:tcPr>
+            <w:tcW w:w="1984" w:type="dxa"/>
+            <w:vAlign w:val="center"/>
+          </w:tcPr>
+          <w:p>
+            <w:pPr>
+              <w:spacing w:before="60" w:after="60" w:line="252" w:lineRule="auto"/>
+            </w:pPr>
+            <w:r>
+              <w:rPr>
+                <w:b/>
+                <w:sz w:val="20"/>
+              </w:rPr>
+              <w:t>补充验证</w:t>
+            </w:r>
+          </w:p>
+        </w:tc>
+        <w:tc>
+          <w:tcPr>
+            <w:tcW w:w="4195" w:type="dxa"/>
+            <w:vAlign w:val="center"/>
+          </w:tcPr>
+          <w:p>
+            <w:pPr>
+              <w:spacing w:before="60" w:after="60" w:line="252" w:lineRule="auto"/>
+            </w:pPr>
+            <w:r>
+              <w:rPr>
+                <w:b/>
+                <w:sz w:val="20"/>
+              </w:rPr>
+              <w:t>实际结果</w:t>
+            </w:r>
+          </w:p>
+        </w:tc>
+        <w:tc>
+          <w:tcPr>
+            <w:tcW w:w="2835" w:type="dxa"/>
+            <w:vAlign w:val="center"/>
+          </w:tcPr>
+          <w:p>
+            <w:pPr>
+              <w:spacing w:before="60" w:after="60" w:line="252" w:lineRule="auto"/>
+            </w:pPr>
+            <w:r>
+              <w:rPr>
+                <w:b/>
+                <w:sz w:val="20"/>
+              </w:rPr>
+              <w:t>证据</w:t>
+            </w:r>
+          </w:p>
+        </w:tc>
+      </w:tr>
+      <w:tr>
+        <w:trPr>
+          <w:cantSplit/>
+          <w:jc w:val="center"/>
+        </w:trPr>
+        <w:tc>
+          <w:tcPr>
+            <w:tcW w:w="1984" w:type="dxa"/>
+            <w:vAlign w:val="center"/>
+          </w:tcPr>
+          <w:p>
+            <w:pPr>
+              <w:spacing w:before="60" w:after="60" w:line="252" w:lineRule="auto"/>
+            </w:pPr>
+            <w:r>
+              <w:rPr>
+                <w:sz w:val="20"/>
+              </w:rPr>
+              <w:t>子进程边界</w:t>
+            </w:r>
+          </w:p>
+        </w:tc>
+        <w:tc>
+          <w:tcPr>
+            <w:tcW w:w="4195" w:type="dxa"/>
+            <w:vAlign w:val="center"/>
+          </w:tcPr>
+          <w:p>
+            <w:pPr>
+              <w:spacing w:before="60" w:after="60" w:line="252" w:lineRule="auto"/>
+            </w:pPr>
+            <w:r>
+              <w:rPr>
+                <w:sz w:val="20"/>
+              </w:rPr>
+              <w:t xml:space="preserve">18 </w:t>
+            </w:r>
+            <w:r>
+              <w:rPr>
+                <w:sz w:val="20"/>
+              </w:rPr>
+              <w:t>项</w:t>
+            </w:r>
+            <w:r>
+              <w:rPr>
+                <w:sz w:val="20"/>
+              </w:rPr>
+              <w:t xml:space="preserve"> JUnit </w:t>
+            </w:r>
+            <w:r>
+              <w:rPr>
+                <w:sz w:val="20"/>
+              </w:rPr>
+              <w:t>实例通过，覆盖期限、崩溃、堆耗尽、输入</w:t>
+            </w:r>
+            <w:r>
+              <w:rPr>
+                <w:sz w:val="20"/>
+              </w:rPr>
+              <w:t>/</w:t>
+            </w:r>
+            <w:r>
+              <w:rPr>
+                <w:sz w:val="20"/>
+              </w:rPr>
+              <w:t>输出限制、并发与清理。</w:t>
+            </w:r>
+          </w:p>
+        </w:tc>
+        <w:tc>
+          <w:tcPr>
+            <w:tcW w:w="2835" w:type="dxa"/>
+            <w:vAlign w:val="center"/>
+          </w:tcPr>
+          <w:p>
+            <w:pPr>
+              <w:spacing w:before="60" w:after="60" w:line="252" w:lineRule="auto"/>
+            </w:pPr>
+            <w:r>
+              <w:rPr>
+                <w:sz w:val="20"/>
+              </w:rPr>
+              <w:t>process-junit.xml</w:t>
+            </w:r>
+          </w:p>
+        </w:tc>
+      </w:tr>
+      <w:tr>
+        <w:trPr>
+          <w:cantSplit/>
+          <w:jc w:val="center"/>
+        </w:trPr>
+        <w:tc>
+          <w:tcPr>
+            <w:tcW w:w="1984" w:type="dxa"/>
+            <w:vAlign w:val="center"/>
+          </w:tcPr>
+          <w:p>
+            <w:pPr>
+              <w:spacing w:before="60" w:after="60" w:line="252" w:lineRule="auto"/>
+            </w:pPr>
+            <w:r>
+              <w:rPr>
+                <w:sz w:val="20"/>
+              </w:rPr>
+              <w:t>负载与真实容量边界</w:t>
+            </w:r>
+          </w:p>
+        </w:tc>
+        <w:tc>
+          <w:tcPr>
+            <w:tcW w:w="4195" w:type="dxa"/>
+            <w:vAlign w:val="center"/>
+          </w:tcPr>
+          <w:p>
+            <w:pPr>
+              <w:spacing w:before="60" w:after="60" w:line="252" w:lineRule="auto"/>
+            </w:pPr>
+            <w:r>
+              <w:rPr>
+                <w:sz w:val="20"/>
+              </w:rPr>
+              <w:t xml:space="preserve">20 </w:t>
+            </w:r>
+            <w:r>
+              <w:rPr>
+                <w:sz w:val="20"/>
+              </w:rPr>
+              <w:t>页全文约</w:t>
+            </w:r>
+            <w:r>
+              <w:rPr>
+                <w:sz w:val="20"/>
+              </w:rPr>
+              <w:t xml:space="preserve"> 1.77 </w:t>
+            </w:r>
+            <w:r>
+              <w:rPr>
+                <w:sz w:val="20"/>
+              </w:rPr>
+              <w:t>秒；</w:t>
+            </w:r>
+            <w:r>
+              <w:rPr>
+                <w:sz w:val="20"/>
+              </w:rPr>
+              <w:t xml:space="preserve">200 </w:t>
+            </w:r>
+            <w:r>
+              <w:rPr>
+                <w:sz w:val="20"/>
+              </w:rPr>
+              <w:t>页约</w:t>
+            </w:r>
+            <w:r>
+              <w:rPr>
+                <w:sz w:val="20"/>
+              </w:rPr>
+              <w:t xml:space="preserve"> 5.81 </w:t>
+            </w:r>
+            <w:r>
+              <w:rPr>
+                <w:sz w:val="20"/>
+              </w:rPr>
+              <w:t>秒；</w:t>
+            </w:r>
+            <w:r>
+              <w:rPr>
+                <w:sz w:val="20"/>
+              </w:rPr>
+              <w:t xml:space="preserve">19 </w:t>
+            </w:r>
+            <w:r>
+              <w:rPr>
+                <w:sz w:val="20"/>
+              </w:rPr>
+              <w:t>条大文档</w:t>
+            </w:r>
+            <w:r>
+              <w:rPr>
+                <w:sz w:val="20"/>
+              </w:rPr>
+              <w:t>/</w:t>
+            </w:r>
+            <w:r>
+              <w:rPr>
+                <w:sz w:val="20"/>
+              </w:rPr>
+              <w:t>混合记录通过。</w:t>
+            </w:r>
+          </w:p>
+        </w:tc>
+        <w:tc>
+          <w:tcPr>
+            <w:tcW w:w="2835" w:type="dxa"/>
+            <w:vAlign w:val="center"/>
+          </w:tcPr>
+          <w:p>
+            <w:pPr>
+              <w:spacing w:before="60" w:after="60" w:line="252" w:lineRule="auto"/>
+            </w:pPr>
+            <w:r>
+              <w:rPr>
+                <w:sz w:val="20"/>
+              </w:rPr>
+              <w:t>20-page-baseline.json</w:t>
+            </w:r>
+            <w:r>
+              <w:rPr>
+                <w:sz w:val="20"/>
+              </w:rPr>
+              <w:t>；</w:t>
+            </w:r>
+            <w:r>
+              <w:rPr>
+                <w:sz w:val="20"/>
+              </w:rPr>
+              <w:t>large-mixed-results.json</w:t>
+            </w:r>
+          </w:p>
+        </w:tc>
+      </w:tr>
+      <w:tr>
+        <w:trPr>
+          <w:cantSplit/>
+          <w:jc w:val="center"/>
+        </w:trPr>
+        <w:tc>
+          <w:tcPr>
+            <w:tcW w:w="1984" w:type="dxa"/>
+            <w:vAlign w:val="center"/>
+          </w:tcPr>
+          <w:p>
+            <w:pPr>
+              <w:spacing w:before="60" w:after="60" w:line="252" w:lineRule="auto"/>
+            </w:pPr>
+            <w:r>
+              <w:rPr>
+                <w:sz w:val="20"/>
+              </w:rPr>
+              <w:t>独立软件预检</w:t>
+            </w:r>
+          </w:p>
+        </w:tc>
+        <w:tc>
+          <w:tcPr>
+            <w:tcW w:w="4195" w:type="dxa"/>
+            <w:vAlign w:val="center"/>
+          </w:tcPr>
+          <w:p>
+            <w:pPr>
+              <w:spacing w:before="60" w:after="60" w:line="252" w:lineRule="auto"/>
+            </w:pPr>
+            <w:r>
+              <w:rPr>
+                <w:sz w:val="20"/>
+              </w:rPr>
+              <w:t>原始</w:t>
+            </w:r>
+            <w:r>
+              <w:rPr>
+                <w:sz w:val="20"/>
+              </w:rPr>
+              <w:t xml:space="preserve"> JAR </w:t>
+            </w:r>
+            <w:r>
+              <w:rPr>
+                <w:sz w:val="20"/>
+              </w:rPr>
+              <w:t>独立运行；源码重建</w:t>
+            </w:r>
+            <w:r>
+              <w:rPr>
+                <w:sz w:val="20"/>
+              </w:rPr>
+              <w:t xml:space="preserve"> 299 </w:t>
+            </w:r>
+            <w:r>
+              <w:rPr>
+                <w:sz w:val="20"/>
+              </w:rPr>
+              <w:t>项后端与</w:t>
+            </w:r>
+            <w:r>
+              <w:rPr>
+                <w:sz w:val="20"/>
+              </w:rPr>
+              <w:t xml:space="preserve"> 33 </w:t>
+            </w:r>
+            <w:r>
+              <w:rPr>
+                <w:sz w:val="20"/>
+              </w:rPr>
+              <w:t>项前端测试通过，</w:t>
+            </w:r>
+            <w:r>
+              <w:rPr>
+                <w:sz w:val="20"/>
+              </w:rPr>
+              <w:t xml:space="preserve">173 </w:t>
+            </w:r>
+            <w:r>
+              <w:rPr>
+                <w:sz w:val="20"/>
+              </w:rPr>
+              <w:t>个类</w:t>
+            </w:r>
+            <w:r>
+              <w:rPr>
+                <w:sz w:val="20"/>
+              </w:rPr>
+              <w:t>/</w:t>
+            </w:r>
+            <w:r>
+              <w:rPr>
+                <w:sz w:val="20"/>
+              </w:rPr>
+              <w:t>资源及</w:t>
+            </w:r>
+            <w:r>
+              <w:rPr>
+                <w:sz w:val="20"/>
+              </w:rPr>
+              <w:t xml:space="preserve"> 5 </w:t>
+            </w:r>
+            <w:r>
+              <w:rPr>
+                <w:sz w:val="20"/>
+              </w:rPr>
+              <w:t>个前端资产逐项一致。</w:t>
+            </w:r>
+          </w:p>
+        </w:tc>
+        <w:tc>
+          <w:tcPr>
+            <w:tcW w:w="2835" w:type="dxa"/>
+            <w:vAlign w:val="center"/>
+          </w:tcPr>
+          <w:p>
+            <w:pPr>
+              <w:spacing w:before="60" w:after="60" w:line="252" w:lineRule="auto"/>
+            </w:pPr>
+            <w:r>
+              <w:rPr>
+                <w:sz w:val="20"/>
+              </w:rPr>
+              <w:t>delivery-preflight.json</w:t>
+            </w:r>
+          </w:p>
+        </w:tc>
+      </w:tr>
+    </w:tbl>
+    <w:p>
+      <w:pPr>
+        <w:spacing w:after="60" w:line="240" w:lineRule="auto"/>
+      </w:pPr>
+      <w:r>
+        <w:rPr>
+          <w:sz w:val="2"/>
+        </w:rPr>
+        <w:t xml:space="preserve"> </w:t>
+      </w:r>
+    </w:p>
     <w:p>
       <w:pPr>
         <w:keepNext/>
-        <w:pageBreakBefore/>
       </w:pPr>
       <w:r>
         <w:rPr>
@@ -6756,7 +7426,7 @@
           <w:sz w:val="24"/>
         </w:rPr>
         <w:lastRenderedPageBreak/>
-        <w:t xml:space="preserve">TC01 HTTP </w:t>
+        <w:t xml:space="preserve">HTTP </w:t>
       </w:r>
       <w:r>
         <w:rPr>
@@ -6798,6 +7468,7 @@
           </w:tcPr>
           <w:p>
             <w:pPr>
+              <w:keepNext/>
               <w:spacing w:before="60" w:after="60" w:line="252" w:lineRule="auto"/>
             </w:pPr>
             <w:r>
@@ -6816,6 +7487,7 @@
           </w:tcPr>
           <w:p>
             <w:pPr>
+              <w:keepNext/>
               <w:spacing w:before="60" w:after="60" w:line="252" w:lineRule="auto"/>
             </w:pPr>
             <w:r>
@@ -6840,6 +7512,49 @@
           </w:tcPr>
           <w:p>
             <w:pPr>
+              <w:keepNext/>
+              <w:spacing w:before="60" w:after="60" w:line="252" w:lineRule="auto"/>
+            </w:pPr>
+            <w:r>
+              <w:rPr>
+                <w:sz w:val="20"/>
+              </w:rPr>
+              <w:t>追踪编号</w:t>
+            </w:r>
+          </w:p>
+        </w:tc>
+        <w:tc>
+          <w:tcPr>
+            <w:tcW w:w="7597" w:type="dxa"/>
+            <w:vAlign w:val="center"/>
+          </w:tcPr>
+          <w:p>
+            <w:pPr>
+              <w:keepNext/>
+              <w:spacing w:before="60" w:after="60" w:line="252" w:lineRule="auto"/>
+            </w:pPr>
+            <w:r>
+              <w:rPr>
+                <w:sz w:val="20"/>
+              </w:rPr>
+              <w:t>TC01</w:t>
+            </w:r>
+          </w:p>
+        </w:tc>
+      </w:tr>
+      <w:tr>
+        <w:trPr>
+          <w:cantSplit/>
+          <w:jc w:val="center"/>
+        </w:trPr>
+        <w:tc>
+          <w:tcPr>
+            <w:tcW w:w="1417" w:type="dxa"/>
+            <w:vAlign w:val="center"/>
+          </w:tcPr>
+          <w:p>
+            <w:pPr>
+              <w:keepNext/>
               <w:spacing w:before="60" w:after="60" w:line="252" w:lineRule="auto"/>
             </w:pPr>
             <w:r>
@@ -6857,6 +7572,7 @@
           </w:tcPr>
           <w:p>
             <w:pPr>
+              <w:keepNext/>
               <w:spacing w:before="60" w:after="60" w:line="252" w:lineRule="auto"/>
             </w:pPr>
             <w:r>
@@ -6870,6 +7586,11 @@
                 <w:sz w:val="20"/>
               </w:rPr>
               <w:br/>
+            </w:r>
+            <w:r>
+              <w:rPr>
+                <w:sz w:val="20"/>
+              </w:rPr>
               <w:t>extractsTextSearchMetadataTablesCsvAndImages</w:t>
             </w:r>
           </w:p>
@@ -6887,6 +7608,7 @@
           </w:tcPr>
           <w:p>
             <w:pPr>
+              <w:keepNext/>
               <w:spacing w:before="60" w:after="60" w:line="252" w:lineRule="auto"/>
             </w:pPr>
             <w:r>
@@ -6904,6 +7626,7 @@
           </w:tcPr>
           <w:p>
             <w:pPr>
+              <w:keepNext/>
               <w:spacing w:before="60" w:after="60" w:line="252" w:lineRule="auto"/>
             </w:pPr>
             <w:r>
@@ -6963,6 +7686,7 @@
           </w:tcPr>
           <w:p>
             <w:pPr>
+              <w:keepNext/>
               <w:spacing w:before="60" w:after="60" w:line="252" w:lineRule="auto"/>
             </w:pPr>
             <w:r>
@@ -6980,6 +7704,7 @@
           </w:tcPr>
           <w:p>
             <w:pPr>
+              <w:keepNext/>
               <w:spacing w:before="60" w:after="60" w:line="252" w:lineRule="auto"/>
             </w:pPr>
             <w:r>
@@ -7075,6 +7800,7 @@
           </w:tcPr>
           <w:p>
             <w:pPr>
+              <w:keepNext/>
               <w:spacing w:before="60" w:after="60" w:line="252" w:lineRule="auto"/>
             </w:pPr>
             <w:r>
@@ -7092,6 +7818,7 @@
           </w:tcPr>
           <w:p>
             <w:pPr>
+              <w:keepNext/>
               <w:spacing w:before="60" w:after="60" w:line="252" w:lineRule="auto"/>
             </w:pPr>
             <w:r>
@@ -7127,6 +7854,7 @@
           </w:tcPr>
           <w:p>
             <w:pPr>
+              <w:keepNext/>
               <w:spacing w:before="60" w:after="60" w:line="252" w:lineRule="auto"/>
             </w:pPr>
             <w:r>
@@ -7144,6 +7872,7 @@
           </w:tcPr>
           <w:p>
             <w:pPr>
+              <w:keepNext/>
               <w:spacing w:before="60" w:after="60" w:line="252" w:lineRule="auto"/>
             </w:pPr>
             <w:r>
@@ -7247,13 +7976,6 @@
       <w:pPr>
         <w:keepNext/>
       </w:pPr>
-      <w:r>
-        <w:rPr>
-          <w:b/>
-          <w:sz w:val="24"/>
-        </w:rPr>
-        <w:t xml:space="preserve">TC02 </w:t>
-      </w:r>
       <w:r>
         <w:rPr>
           <w:b/>
@@ -7294,6 +8016,7 @@
           </w:tcPr>
           <w:p>
             <w:pPr>
+              <w:keepNext/>
               <w:spacing w:before="60" w:after="60" w:line="252" w:lineRule="auto"/>
             </w:pPr>
             <w:r>
@@ -7312,6 +8035,7 @@
           </w:tcPr>
           <w:p>
             <w:pPr>
+              <w:keepNext/>
               <w:spacing w:before="60" w:after="60" w:line="252" w:lineRule="auto"/>
             </w:pPr>
             <w:r>
@@ -7336,6 +8060,49 @@
           </w:tcPr>
           <w:p>
             <w:pPr>
+              <w:keepNext/>
+              <w:spacing w:before="60" w:after="60" w:line="252" w:lineRule="auto"/>
+            </w:pPr>
+            <w:r>
+              <w:rPr>
+                <w:sz w:val="20"/>
+              </w:rPr>
+              <w:t>追踪编号</w:t>
+            </w:r>
+          </w:p>
+        </w:tc>
+        <w:tc>
+          <w:tcPr>
+            <w:tcW w:w="7597" w:type="dxa"/>
+            <w:vAlign w:val="center"/>
+          </w:tcPr>
+          <w:p>
+            <w:pPr>
+              <w:keepNext/>
+              <w:spacing w:before="60" w:after="60" w:line="252" w:lineRule="auto"/>
+            </w:pPr>
+            <w:r>
+              <w:rPr>
+                <w:sz w:val="20"/>
+              </w:rPr>
+              <w:t>TC02</w:t>
+            </w:r>
+          </w:p>
+        </w:tc>
+      </w:tr>
+      <w:tr>
+        <w:trPr>
+          <w:cantSplit/>
+          <w:jc w:val="center"/>
+        </w:trPr>
+        <w:tc>
+          <w:tcPr>
+            <w:tcW w:w="1417" w:type="dxa"/>
+            <w:vAlign w:val="center"/>
+          </w:tcPr>
+          <w:p>
+            <w:pPr>
+              <w:keepNext/>
               <w:spacing w:before="60" w:after="60" w:line="252" w:lineRule="auto"/>
             </w:pPr>
             <w:r>
@@ -7353,6 +8120,7 @@
           </w:tcPr>
           <w:p>
             <w:pPr>
+              <w:keepNext/>
               <w:spacing w:before="60" w:after="60" w:line="252" w:lineRule="auto"/>
             </w:pPr>
             <w:r>
@@ -7383,6 +8151,7 @@
           </w:tcPr>
           <w:p>
             <w:pPr>
+              <w:keepNext/>
               <w:spacing w:before="60" w:after="60" w:line="252" w:lineRule="auto"/>
             </w:pPr>
             <w:r>
@@ -7400,6 +8169,7 @@
           </w:tcPr>
           <w:p>
             <w:pPr>
+              <w:keepNext/>
               <w:spacing w:before="60" w:after="60" w:line="252" w:lineRule="auto"/>
             </w:pPr>
             <w:r>
@@ -7435,6 +8205,7 @@
           </w:tcPr>
           <w:p>
             <w:pPr>
+              <w:keepNext/>
               <w:spacing w:before="60" w:after="60" w:line="252" w:lineRule="auto"/>
             </w:pPr>
             <w:r>
@@ -7452,6 +8223,7 @@
           </w:tcPr>
           <w:p>
             <w:pPr>
+              <w:keepNext/>
               <w:spacing w:before="60" w:after="60" w:line="252" w:lineRule="auto"/>
             </w:pPr>
             <w:r>
@@ -7547,6 +8319,7 @@
           </w:tcPr>
           <w:p>
             <w:pPr>
+              <w:keepNext/>
               <w:spacing w:before="60" w:after="60" w:line="252" w:lineRule="auto"/>
             </w:pPr>
             <w:r>
@@ -7564,6 +8337,7 @@
           </w:tcPr>
           <w:p>
             <w:pPr>
+              <w:keepNext/>
               <w:spacing w:before="60" w:after="60" w:line="252" w:lineRule="auto"/>
             </w:pPr>
             <w:r>
@@ -7599,6 +8373,7 @@
           </w:tcPr>
           <w:p>
             <w:pPr>
+              <w:keepNext/>
               <w:spacing w:before="60" w:after="60" w:line="252" w:lineRule="auto"/>
             </w:pPr>
             <w:r>
@@ -7616,6 +8391,7 @@
           </w:tcPr>
           <w:p>
             <w:pPr>
+              <w:keepNext/>
               <w:spacing w:before="60" w:after="60" w:line="252" w:lineRule="auto"/>
             </w:pPr>
             <w:r>
@@ -7683,13 +8459,6 @@
       <w:pPr>
         <w:keepNext/>
       </w:pPr>
-      <w:r>
-        <w:rPr>
-          <w:b/>
-          <w:sz w:val="24"/>
-        </w:rPr>
-        <w:t xml:space="preserve">TC03 </w:t>
-      </w:r>
       <w:r>
         <w:rPr>
           <w:b/>
@@ -7730,6 +8499,7 @@
           </w:tcPr>
           <w:p>
             <w:pPr>
+              <w:keepNext/>
               <w:spacing w:before="60" w:after="60" w:line="252" w:lineRule="auto"/>
             </w:pPr>
             <w:r>
@@ -7748,6 +8518,7 @@
           </w:tcPr>
           <w:p>
             <w:pPr>
+              <w:keepNext/>
               <w:spacing w:before="60" w:after="60" w:line="252" w:lineRule="auto"/>
             </w:pPr>
             <w:r>
@@ -7772,6 +8543,49 @@
           </w:tcPr>
           <w:p>
             <w:pPr>
+              <w:keepNext/>
+              <w:spacing w:before="60" w:after="60" w:line="252" w:lineRule="auto"/>
+            </w:pPr>
+            <w:r>
+              <w:rPr>
+                <w:sz w:val="20"/>
+              </w:rPr>
+              <w:t>追踪编号</w:t>
+            </w:r>
+          </w:p>
+        </w:tc>
+        <w:tc>
+          <w:tcPr>
+            <w:tcW w:w="7597" w:type="dxa"/>
+            <w:vAlign w:val="center"/>
+          </w:tcPr>
+          <w:p>
+            <w:pPr>
+              <w:keepNext/>
+              <w:spacing w:before="60" w:after="60" w:line="252" w:lineRule="auto"/>
+            </w:pPr>
+            <w:r>
+              <w:rPr>
+                <w:sz w:val="20"/>
+              </w:rPr>
+              <w:t>TC03</w:t>
+            </w:r>
+          </w:p>
+        </w:tc>
+      </w:tr>
+      <w:tr>
+        <w:trPr>
+          <w:cantSplit/>
+          <w:jc w:val="center"/>
+        </w:trPr>
+        <w:tc>
+          <w:tcPr>
+            <w:tcW w:w="1417" w:type="dxa"/>
+            <w:vAlign w:val="center"/>
+          </w:tcPr>
+          <w:p>
+            <w:pPr>
+              <w:keepNext/>
               <w:spacing w:before="60" w:after="60" w:line="252" w:lineRule="auto"/>
             </w:pPr>
             <w:r>
@@ -7789,6 +8603,7 @@
           </w:tcPr>
           <w:p>
             <w:pPr>
+              <w:keepNext/>
               <w:spacing w:before="60" w:after="60" w:line="252" w:lineRule="auto"/>
             </w:pPr>
             <w:r>
@@ -7819,6 +8634,7 @@
           </w:tcPr>
           <w:p>
             <w:pPr>
+              <w:keepNext/>
               <w:spacing w:before="60" w:after="60" w:line="252" w:lineRule="auto"/>
             </w:pPr>
             <w:r>
@@ -7836,6 +8652,7 @@
           </w:tcPr>
           <w:p>
             <w:pPr>
+              <w:keepNext/>
               <w:spacing w:before="60" w:after="60" w:line="252" w:lineRule="auto"/>
             </w:pPr>
             <w:r>
@@ -7883,6 +8700,7 @@
           </w:tcPr>
           <w:p>
             <w:pPr>
+              <w:keepNext/>
               <w:spacing w:before="60" w:after="60" w:line="252" w:lineRule="auto"/>
             </w:pPr>
             <w:r>
@@ -7900,6 +8718,7 @@
           </w:tcPr>
           <w:p>
             <w:pPr>
+              <w:keepNext/>
               <w:spacing w:before="60" w:after="60" w:line="252" w:lineRule="auto"/>
             </w:pPr>
             <w:r>
@@ -8007,6 +8826,7 @@
           </w:tcPr>
           <w:p>
             <w:pPr>
+              <w:keepNext/>
               <w:spacing w:before="60" w:after="60" w:line="252" w:lineRule="auto"/>
             </w:pPr>
             <w:r>
@@ -8024,6 +8844,7 @@
           </w:tcPr>
           <w:p>
             <w:pPr>
+              <w:keepNext/>
               <w:spacing w:before="60" w:after="60" w:line="252" w:lineRule="auto"/>
             </w:pPr>
             <w:r>
@@ -8083,6 +8904,7 @@
           </w:tcPr>
           <w:p>
             <w:pPr>
+              <w:keepNext/>
               <w:spacing w:before="60" w:after="60" w:line="252" w:lineRule="auto"/>
             </w:pPr>
             <w:r>
@@ -8100,6 +8922,7 @@
           </w:tcPr>
           <w:p>
             <w:pPr>
+              <w:keepNext/>
               <w:spacing w:before="60" w:after="60" w:line="252" w:lineRule="auto"/>
             </w:pPr>
             <w:r>
@@ -8160,22 +8983,14 @@
         <w:rPr>
           <w:sz w:val="2"/>
         </w:rPr>
+        <w:lastRenderedPageBreak/>
         <w:t xml:space="preserve"> </w:t>
       </w:r>
     </w:p>
     <w:p>
       <w:pPr>
         <w:keepNext/>
-        <w:pageBreakBefore/>
       </w:pPr>
-      <w:r>
-        <w:rPr>
-          <w:b/>
-          <w:sz w:val="24"/>
-        </w:rPr>
-        <w:lastRenderedPageBreak/>
-        <w:t xml:space="preserve">TC04 </w:t>
-      </w:r>
       <w:r>
         <w:rPr>
           <w:b/>
@@ -8216,6 +9031,7 @@
           </w:tcPr>
           <w:p>
             <w:pPr>
+              <w:keepNext/>
               <w:spacing w:before="60" w:after="60" w:line="252" w:lineRule="auto"/>
             </w:pPr>
             <w:r>
@@ -8234,6 +9050,7 @@
           </w:tcPr>
           <w:p>
             <w:pPr>
+              <w:keepNext/>
               <w:spacing w:before="60" w:after="60" w:line="252" w:lineRule="auto"/>
             </w:pPr>
             <w:r>
@@ -8258,6 +9075,49 @@
           </w:tcPr>
           <w:p>
             <w:pPr>
+              <w:keepNext/>
+              <w:spacing w:before="60" w:after="60" w:line="252" w:lineRule="auto"/>
+            </w:pPr>
+            <w:r>
+              <w:rPr>
+                <w:sz w:val="20"/>
+              </w:rPr>
+              <w:t>追踪编号</w:t>
+            </w:r>
+          </w:p>
+        </w:tc>
+        <w:tc>
+          <w:tcPr>
+            <w:tcW w:w="7597" w:type="dxa"/>
+            <w:vAlign w:val="center"/>
+          </w:tcPr>
+          <w:p>
+            <w:pPr>
+              <w:keepNext/>
+              <w:spacing w:before="60" w:after="60" w:line="252" w:lineRule="auto"/>
+            </w:pPr>
+            <w:r>
+              <w:rPr>
+                <w:sz w:val="20"/>
+              </w:rPr>
+              <w:t>TC04</w:t>
+            </w:r>
+          </w:p>
+        </w:tc>
+      </w:tr>
+      <w:tr>
+        <w:trPr>
+          <w:cantSplit/>
+          <w:jc w:val="center"/>
+        </w:trPr>
+        <w:tc>
+          <w:tcPr>
+            <w:tcW w:w="1417" w:type="dxa"/>
+            <w:vAlign w:val="center"/>
+          </w:tcPr>
+          <w:p>
+            <w:pPr>
+              <w:keepNext/>
               <w:spacing w:before="60" w:after="60" w:line="252" w:lineRule="auto"/>
             </w:pPr>
             <w:r>
@@ -8275,6 +9135,7 @@
           </w:tcPr>
           <w:p>
             <w:pPr>
+              <w:keepNext/>
               <w:spacing w:before="60" w:after="60" w:line="252" w:lineRule="auto"/>
             </w:pPr>
             <w:r>
@@ -8305,6 +9166,7 @@
           </w:tcPr>
           <w:p>
             <w:pPr>
+              <w:keepNext/>
               <w:spacing w:before="60" w:after="60" w:line="252" w:lineRule="auto"/>
             </w:pPr>
             <w:r>
@@ -8322,6 +9184,7 @@
           </w:tcPr>
           <w:p>
             <w:pPr>
+              <w:keepNext/>
               <w:spacing w:before="60" w:after="60" w:line="252" w:lineRule="auto"/>
             </w:pPr>
             <w:r>
@@ -8357,6 +9220,7 @@
           </w:tcPr>
           <w:p>
             <w:pPr>
+              <w:keepNext/>
               <w:spacing w:before="60" w:after="60" w:line="252" w:lineRule="auto"/>
             </w:pPr>
             <w:r>
@@ -8374,6 +9238,7 @@
           </w:tcPr>
           <w:p>
             <w:pPr>
+              <w:keepNext/>
               <w:spacing w:before="60" w:after="60" w:line="252" w:lineRule="auto"/>
             </w:pPr>
             <w:r>
@@ -8433,6 +9298,7 @@
           </w:tcPr>
           <w:p>
             <w:pPr>
+              <w:keepNext/>
               <w:spacing w:before="60" w:after="60" w:line="252" w:lineRule="auto"/>
             </w:pPr>
             <w:r>
@@ -8450,6 +9316,7 @@
           </w:tcPr>
           <w:p>
             <w:pPr>
+              <w:keepNext/>
               <w:spacing w:before="60" w:after="60" w:line="252" w:lineRule="auto"/>
             </w:pPr>
             <w:r>
@@ -8473,6 +9340,7 @@
           </w:tcPr>
           <w:p>
             <w:pPr>
+              <w:keepNext/>
               <w:spacing w:before="60" w:after="60" w:line="252" w:lineRule="auto"/>
             </w:pPr>
             <w:r>
@@ -8490,6 +9358,7 @@
           </w:tcPr>
           <w:p>
             <w:pPr>
+              <w:keepNext/>
               <w:spacing w:before="60" w:after="60" w:line="252" w:lineRule="auto"/>
             </w:pPr>
             <w:r>
@@ -8562,7 +9431,7 @@
           <w:b/>
           <w:sz w:val="24"/>
         </w:rPr>
-        <w:t xml:space="preserve">TC05 AES </w:t>
+        <w:t xml:space="preserve">AES </w:t>
       </w:r>
       <w:r>
         <w:rPr>
@@ -8604,6 +9473,7 @@
           </w:tcPr>
           <w:p>
             <w:pPr>
+              <w:keepNext/>
               <w:spacing w:before="60" w:after="60" w:line="252" w:lineRule="auto"/>
             </w:pPr>
             <w:r>
@@ -8622,6 +9492,7 @@
           </w:tcPr>
           <w:p>
             <w:pPr>
+              <w:keepNext/>
               <w:spacing w:before="60" w:after="60" w:line="252" w:lineRule="auto"/>
             </w:pPr>
             <w:r>
@@ -8646,6 +9517,49 @@
           </w:tcPr>
           <w:p>
             <w:pPr>
+              <w:keepNext/>
+              <w:spacing w:before="60" w:after="60" w:line="252" w:lineRule="auto"/>
+            </w:pPr>
+            <w:r>
+              <w:rPr>
+                <w:sz w:val="20"/>
+              </w:rPr>
+              <w:t>追踪编号</w:t>
+            </w:r>
+          </w:p>
+        </w:tc>
+        <w:tc>
+          <w:tcPr>
+            <w:tcW w:w="7597" w:type="dxa"/>
+            <w:vAlign w:val="center"/>
+          </w:tcPr>
+          <w:p>
+            <w:pPr>
+              <w:keepNext/>
+              <w:spacing w:before="60" w:after="60" w:line="252" w:lineRule="auto"/>
+            </w:pPr>
+            <w:r>
+              <w:rPr>
+                <w:sz w:val="20"/>
+              </w:rPr>
+              <w:t>TC05</w:t>
+            </w:r>
+          </w:p>
+        </w:tc>
+      </w:tr>
+      <w:tr>
+        <w:trPr>
+          <w:cantSplit/>
+          <w:jc w:val="center"/>
+        </w:trPr>
+        <w:tc>
+          <w:tcPr>
+            <w:tcW w:w="1417" w:type="dxa"/>
+            <w:vAlign w:val="center"/>
+          </w:tcPr>
+          <w:p>
+            <w:pPr>
+              <w:keepNext/>
               <w:spacing w:before="60" w:after="60" w:line="252" w:lineRule="auto"/>
             </w:pPr>
             <w:r>
@@ -8663,6 +9577,7 @@
           </w:tcPr>
           <w:p>
             <w:pPr>
+              <w:keepNext/>
               <w:spacing w:before="60" w:after="60" w:line="252" w:lineRule="auto"/>
             </w:pPr>
             <w:r>
@@ -8693,6 +9608,7 @@
           </w:tcPr>
           <w:p>
             <w:pPr>
+              <w:keepNext/>
               <w:spacing w:before="60" w:after="60" w:line="252" w:lineRule="auto"/>
             </w:pPr>
             <w:r>
@@ -8710,6 +9626,7 @@
           </w:tcPr>
           <w:p>
             <w:pPr>
+              <w:keepNext/>
               <w:spacing w:before="60" w:after="60" w:line="252" w:lineRule="auto"/>
             </w:pPr>
             <w:r>
@@ -8757,6 +9674,7 @@
           </w:tcPr>
           <w:p>
             <w:pPr>
+              <w:keepNext/>
               <w:spacing w:before="60" w:after="60" w:line="252" w:lineRule="auto"/>
             </w:pPr>
             <w:r>
@@ -8774,6 +9692,7 @@
           </w:tcPr>
           <w:p>
             <w:pPr>
+              <w:keepNext/>
               <w:spacing w:before="60" w:after="60" w:line="252" w:lineRule="auto"/>
             </w:pPr>
             <w:r>
@@ -8809,6 +9728,7 @@
           </w:tcPr>
           <w:p>
             <w:pPr>
+              <w:keepNext/>
               <w:spacing w:before="60" w:after="60" w:line="252" w:lineRule="auto"/>
             </w:pPr>
             <w:r>
@@ -8826,6 +9746,7 @@
           </w:tcPr>
           <w:p>
             <w:pPr>
+              <w:keepNext/>
               <w:spacing w:before="60" w:after="60" w:line="252" w:lineRule="auto"/>
             </w:pPr>
             <w:r>
@@ -8855,6 +9776,7 @@
           </w:tcPr>
           <w:p>
             <w:pPr>
+              <w:keepNext/>
               <w:spacing w:before="60" w:after="60" w:line="252" w:lineRule="auto"/>
             </w:pPr>
             <w:r>
@@ -8872,6 +9794,7 @@
           </w:tcPr>
           <w:p>
             <w:pPr>
+              <w:keepNext/>
               <w:spacing w:before="60" w:after="60" w:line="252" w:lineRule="auto"/>
             </w:pPr>
             <w:r>
@@ -8944,13 +9867,7 @@
           <w:b/>
           <w:sz w:val="24"/>
         </w:rPr>
-        <w:t xml:space="preserve">TC06 </w:t>
-      </w:r>
-      <w:r>
-        <w:rPr>
-          <w:b/>
-          <w:sz w:val="24"/>
-        </w:rPr>
+        <w:lastRenderedPageBreak/>
         <w:t>签署</w:t>
       </w:r>
       <w:r>
@@ -9000,6 +9917,7 @@
           </w:tcPr>
           <w:p>
             <w:pPr>
+              <w:keepNext/>
               <w:spacing w:before="60" w:after="60" w:line="252" w:lineRule="auto"/>
             </w:pPr>
             <w:r>
@@ -9018,6 +9936,7 @@
           </w:tcPr>
           <w:p>
             <w:pPr>
+              <w:keepNext/>
               <w:spacing w:before="60" w:after="60" w:line="252" w:lineRule="auto"/>
             </w:pPr>
             <w:r>
@@ -9042,6 +9961,49 @@
           </w:tcPr>
           <w:p>
             <w:pPr>
+              <w:keepNext/>
+              <w:spacing w:before="60" w:after="60" w:line="252" w:lineRule="auto"/>
+            </w:pPr>
+            <w:r>
+              <w:rPr>
+                <w:sz w:val="20"/>
+              </w:rPr>
+              <w:t>追踪编号</w:t>
+            </w:r>
+          </w:p>
+        </w:tc>
+        <w:tc>
+          <w:tcPr>
+            <w:tcW w:w="7597" w:type="dxa"/>
+            <w:vAlign w:val="center"/>
+          </w:tcPr>
+          <w:p>
+            <w:pPr>
+              <w:keepNext/>
+              <w:spacing w:before="60" w:after="60" w:line="252" w:lineRule="auto"/>
+            </w:pPr>
+            <w:r>
+              <w:rPr>
+                <w:sz w:val="20"/>
+              </w:rPr>
+              <w:t>TC06</w:t>
+            </w:r>
+          </w:p>
+        </w:tc>
+      </w:tr>
+      <w:tr>
+        <w:trPr>
+          <w:cantSplit/>
+          <w:jc w:val="center"/>
+        </w:trPr>
+        <w:tc>
+          <w:tcPr>
+            <w:tcW w:w="1417" w:type="dxa"/>
+            <w:vAlign w:val="center"/>
+          </w:tcPr>
+          <w:p>
+            <w:pPr>
+              <w:keepNext/>
               <w:spacing w:before="60" w:after="60" w:line="252" w:lineRule="auto"/>
             </w:pPr>
             <w:r>
@@ -9059,6 +10021,7 @@
           </w:tcPr>
           <w:p>
             <w:pPr>
+              <w:keepNext/>
               <w:spacing w:before="60" w:after="60" w:line="252" w:lineRule="auto"/>
             </w:pPr>
             <w:r>
@@ -9089,6 +10052,7 @@
           </w:tcPr>
           <w:p>
             <w:pPr>
+              <w:keepNext/>
               <w:spacing w:before="60" w:after="60" w:line="252" w:lineRule="auto"/>
             </w:pPr>
             <w:r>
@@ -9106,6 +10070,7 @@
           </w:tcPr>
           <w:p>
             <w:pPr>
+              <w:keepNext/>
               <w:spacing w:before="60" w:after="60" w:line="252" w:lineRule="auto"/>
             </w:pPr>
             <w:r>
@@ -9141,6 +10106,7 @@
           </w:tcPr>
           <w:p>
             <w:pPr>
+              <w:keepNext/>
               <w:spacing w:before="60" w:after="60" w:line="252" w:lineRule="auto"/>
             </w:pPr>
             <w:r>
@@ -9158,6 +10124,7 @@
           </w:tcPr>
           <w:p>
             <w:pPr>
+              <w:keepNext/>
               <w:spacing w:before="60" w:after="60" w:line="252" w:lineRule="auto"/>
             </w:pPr>
             <w:r>
@@ -9205,6 +10172,7 @@
           </w:tcPr>
           <w:p>
             <w:pPr>
+              <w:keepNext/>
               <w:spacing w:before="60" w:after="60" w:line="252" w:lineRule="auto"/>
             </w:pPr>
             <w:r>
@@ -9222,6 +10190,7 @@
           </w:tcPr>
           <w:p>
             <w:pPr>
+              <w:keepNext/>
               <w:spacing w:before="60" w:after="60" w:line="252" w:lineRule="auto"/>
             </w:pPr>
             <w:r>
@@ -9269,6 +10238,7 @@
           </w:tcPr>
           <w:p>
             <w:pPr>
+              <w:keepNext/>
               <w:spacing w:before="60" w:after="60" w:line="252" w:lineRule="auto"/>
             </w:pPr>
             <w:r>
@@ -9286,6 +10256,7 @@
           </w:tcPr>
           <w:p>
             <w:pPr>
+              <w:keepNext/>
               <w:spacing w:before="60" w:after="60" w:line="252" w:lineRule="auto"/>
             </w:pPr>
             <w:r>
@@ -9376,16 +10347,7 @@
     <w:p>
       <w:pPr>
         <w:keepNext/>
-        <w:pageBreakBefore/>
       </w:pPr>
-      <w:r>
-        <w:rPr>
-          <w:b/>
-          <w:sz w:val="24"/>
-        </w:rPr>
-        <w:lastRenderedPageBreak/>
-        <w:t xml:space="preserve">TC07 </w:t>
-      </w:r>
       <w:r>
         <w:rPr>
           <w:b/>
@@ -9426,6 +10388,7 @@
           </w:tcPr>
           <w:p>
             <w:pPr>
+              <w:keepNext/>
               <w:spacing w:before="60" w:after="60" w:line="252" w:lineRule="auto"/>
             </w:pPr>
             <w:r>
@@ -9444,6 +10407,7 @@
           </w:tcPr>
           <w:p>
             <w:pPr>
+              <w:keepNext/>
               <w:spacing w:before="60" w:after="60" w:line="252" w:lineRule="auto"/>
             </w:pPr>
             <w:r>
@@ -9468,6 +10432,49 @@
           </w:tcPr>
           <w:p>
             <w:pPr>
+              <w:keepNext/>
+              <w:spacing w:before="60" w:after="60" w:line="252" w:lineRule="auto"/>
+            </w:pPr>
+            <w:r>
+              <w:rPr>
+                <w:sz w:val="20"/>
+              </w:rPr>
+              <w:t>追踪编号</w:t>
+            </w:r>
+          </w:p>
+        </w:tc>
+        <w:tc>
+          <w:tcPr>
+            <w:tcW w:w="7597" w:type="dxa"/>
+            <w:vAlign w:val="center"/>
+          </w:tcPr>
+          <w:p>
+            <w:pPr>
+              <w:keepNext/>
+              <w:spacing w:before="60" w:after="60" w:line="252" w:lineRule="auto"/>
+            </w:pPr>
+            <w:r>
+              <w:rPr>
+                <w:sz w:val="20"/>
+              </w:rPr>
+              <w:t>TC07</w:t>
+            </w:r>
+          </w:p>
+        </w:tc>
+      </w:tr>
+      <w:tr>
+        <w:trPr>
+          <w:cantSplit/>
+          <w:jc w:val="center"/>
+        </w:trPr>
+        <w:tc>
+          <w:tcPr>
+            <w:tcW w:w="1417" w:type="dxa"/>
+            <w:vAlign w:val="center"/>
+          </w:tcPr>
+          <w:p>
+            <w:pPr>
+              <w:keepNext/>
               <w:spacing w:before="60" w:after="60" w:line="252" w:lineRule="auto"/>
             </w:pPr>
             <w:r>
@@ -9485,6 +10492,7 @@
           </w:tcPr>
           <w:p>
             <w:pPr>
+              <w:keepNext/>
               <w:spacing w:before="60" w:after="60" w:line="252" w:lineRule="auto"/>
             </w:pPr>
             <w:r>
@@ -9515,6 +10523,7 @@
           </w:tcPr>
           <w:p>
             <w:pPr>
+              <w:keepNext/>
               <w:spacing w:before="60" w:after="60" w:line="252" w:lineRule="auto"/>
             </w:pPr>
             <w:r>
@@ -9532,6 +10541,7 @@
           </w:tcPr>
           <w:p>
             <w:pPr>
+              <w:keepNext/>
               <w:spacing w:before="60" w:after="60" w:line="252" w:lineRule="auto"/>
             </w:pPr>
             <w:r>
@@ -9555,6 +10565,7 @@
           </w:tcPr>
           <w:p>
             <w:pPr>
+              <w:keepNext/>
               <w:spacing w:before="60" w:after="60" w:line="252" w:lineRule="auto"/>
             </w:pPr>
             <w:r>
@@ -9572,6 +10583,7 @@
           </w:tcPr>
           <w:p>
             <w:pPr>
+              <w:keepNext/>
               <w:spacing w:before="60" w:after="60" w:line="252" w:lineRule="auto"/>
             </w:pPr>
             <w:r>
@@ -9607,6 +10619,7 @@
           </w:tcPr>
           <w:p>
             <w:pPr>
+              <w:keepNext/>
               <w:spacing w:before="60" w:after="60" w:line="252" w:lineRule="auto"/>
             </w:pPr>
             <w:r>
@@ -9624,6 +10637,7 @@
           </w:tcPr>
           <w:p>
             <w:pPr>
+              <w:keepNext/>
               <w:spacing w:before="60" w:after="60" w:line="252" w:lineRule="auto"/>
             </w:pPr>
             <w:r>
@@ -9683,6 +10697,7 @@
           </w:tcPr>
           <w:p>
             <w:pPr>
+              <w:keepNext/>
               <w:spacing w:before="60" w:after="60" w:line="252" w:lineRule="auto"/>
             </w:pPr>
             <w:r>
@@ -9700,6 +10715,7 @@
           </w:tcPr>
           <w:p>
             <w:pPr>
+              <w:keepNext/>
               <w:spacing w:before="60" w:after="60" w:line="252" w:lineRule="auto"/>
             </w:pPr>
             <w:r>
@@ -9767,13 +10783,6 @@
       <w:pPr>
         <w:keepNext/>
       </w:pPr>
-      <w:r>
-        <w:rPr>
-          <w:b/>
-          <w:sz w:val="24"/>
-        </w:rPr>
-        <w:t xml:space="preserve">TC08 </w:t>
-      </w:r>
       <w:r>
         <w:rPr>
           <w:b/>
@@ -9814,6 +10823,7 @@
           </w:tcPr>
           <w:p>
             <w:pPr>
+              <w:keepNext/>
               <w:spacing w:before="60" w:after="60" w:line="252" w:lineRule="auto"/>
             </w:pPr>
             <w:r>
@@ -9832,6 +10842,7 @@
           </w:tcPr>
           <w:p>
             <w:pPr>
+              <w:keepNext/>
               <w:spacing w:before="60" w:after="60" w:line="252" w:lineRule="auto"/>
             </w:pPr>
             <w:r>
@@ -9856,6 +10867,49 @@
           </w:tcPr>
           <w:p>
             <w:pPr>
+              <w:keepNext/>
+              <w:spacing w:before="60" w:after="60" w:line="252" w:lineRule="auto"/>
+            </w:pPr>
+            <w:r>
+              <w:rPr>
+                <w:sz w:val="20"/>
+              </w:rPr>
+              <w:t>追踪编号</w:t>
+            </w:r>
+          </w:p>
+        </w:tc>
+        <w:tc>
+          <w:tcPr>
+            <w:tcW w:w="7597" w:type="dxa"/>
+            <w:vAlign w:val="center"/>
+          </w:tcPr>
+          <w:p>
+            <w:pPr>
+              <w:keepNext/>
+              <w:spacing w:before="60" w:after="60" w:line="252" w:lineRule="auto"/>
+            </w:pPr>
+            <w:r>
+              <w:rPr>
+                <w:sz w:val="20"/>
+              </w:rPr>
+              <w:t>TC08</w:t>
+            </w:r>
+          </w:p>
+        </w:tc>
+      </w:tr>
+      <w:tr>
+        <w:trPr>
+          <w:cantSplit/>
+          <w:jc w:val="center"/>
+        </w:trPr>
+        <w:tc>
+          <w:tcPr>
+            <w:tcW w:w="1417" w:type="dxa"/>
+            <w:vAlign w:val="center"/>
+          </w:tcPr>
+          <w:p>
+            <w:pPr>
+              <w:keepNext/>
               <w:spacing w:before="60" w:after="60" w:line="252" w:lineRule="auto"/>
             </w:pPr>
             <w:r>
@@ -9873,6 +10927,7 @@
           </w:tcPr>
           <w:p>
             <w:pPr>
+              <w:keepNext/>
               <w:spacing w:before="60" w:after="60" w:line="252" w:lineRule="auto"/>
             </w:pPr>
             <w:r>
@@ -9903,6 +10958,7 @@
           </w:tcPr>
           <w:p>
             <w:pPr>
+              <w:keepNext/>
               <w:spacing w:before="60" w:after="60" w:line="252" w:lineRule="auto"/>
             </w:pPr>
             <w:r>
@@ -9920,6 +10976,7 @@
           </w:tcPr>
           <w:p>
             <w:pPr>
+              <w:keepNext/>
               <w:spacing w:before="60" w:after="60" w:line="252" w:lineRule="auto"/>
             </w:pPr>
             <w:r>
@@ -9943,6 +11000,7 @@
           </w:tcPr>
           <w:p>
             <w:pPr>
+              <w:keepNext/>
               <w:spacing w:before="60" w:after="60" w:line="252" w:lineRule="auto"/>
             </w:pPr>
             <w:r>
@@ -9960,6 +11018,7 @@
           </w:tcPr>
           <w:p>
             <w:pPr>
+              <w:keepNext/>
               <w:spacing w:before="60" w:after="60" w:line="252" w:lineRule="auto"/>
             </w:pPr>
             <w:r>
@@ -9983,6 +11042,7 @@
           </w:tcPr>
           <w:p>
             <w:pPr>
+              <w:keepNext/>
               <w:spacing w:before="60" w:after="60" w:line="252" w:lineRule="auto"/>
             </w:pPr>
             <w:r>
@@ -10000,6 +11060,7 @@
           </w:tcPr>
           <w:p>
             <w:pPr>
+              <w:keepNext/>
               <w:spacing w:before="60" w:after="60" w:line="252" w:lineRule="auto"/>
             </w:pPr>
             <w:r>
@@ -10023,6 +11084,7 @@
           </w:tcPr>
           <w:p>
             <w:pPr>
+              <w:keepNext/>
               <w:spacing w:before="60" w:after="60" w:line="252" w:lineRule="auto"/>
             </w:pPr>
             <w:r>
@@ -10040,6 +11102,7 @@
           </w:tcPr>
           <w:p>
             <w:pPr>
+              <w:keepNext/>
               <w:spacing w:before="60" w:after="60" w:line="252" w:lineRule="auto"/>
             </w:pPr>
             <w:r>
@@ -10100,6 +11163,7 @@
         <w:rPr>
           <w:sz w:val="2"/>
         </w:rPr>
+        <w:lastRenderedPageBreak/>
         <w:t xml:space="preserve"> </w:t>
       </w:r>
     </w:p>
@@ -10107,13 +11171,6 @@
       <w:pPr>
         <w:keepNext/>
       </w:pPr>
-      <w:r>
-        <w:rPr>
-          <w:b/>
-          <w:sz w:val="24"/>
-        </w:rPr>
-        <w:t xml:space="preserve">TC09 </w:t>
-      </w:r>
       <w:r>
         <w:rPr>
           <w:b/>
@@ -10154,6 +11211,7 @@
           </w:tcPr>
           <w:p>
             <w:pPr>
+              <w:keepNext/>
               <w:spacing w:before="60" w:after="60" w:line="252" w:lineRule="auto"/>
             </w:pPr>
             <w:r>
@@ -10172,6 +11230,7 @@
           </w:tcPr>
           <w:p>
             <w:pPr>
+              <w:keepNext/>
               <w:spacing w:before="60" w:after="60" w:line="252" w:lineRule="auto"/>
             </w:pPr>
             <w:r>
@@ -10196,6 +11255,49 @@
           </w:tcPr>
           <w:p>
             <w:pPr>
+              <w:keepNext/>
+              <w:spacing w:before="60" w:after="60" w:line="252" w:lineRule="auto"/>
+            </w:pPr>
+            <w:r>
+              <w:rPr>
+                <w:sz w:val="20"/>
+              </w:rPr>
+              <w:t>追踪编号</w:t>
+            </w:r>
+          </w:p>
+        </w:tc>
+        <w:tc>
+          <w:tcPr>
+            <w:tcW w:w="7597" w:type="dxa"/>
+            <w:vAlign w:val="center"/>
+          </w:tcPr>
+          <w:p>
+            <w:pPr>
+              <w:keepNext/>
+              <w:spacing w:before="60" w:after="60" w:line="252" w:lineRule="auto"/>
+            </w:pPr>
+            <w:r>
+              <w:rPr>
+                <w:sz w:val="20"/>
+              </w:rPr>
+              <w:t>TC09</w:t>
+            </w:r>
+          </w:p>
+        </w:tc>
+      </w:tr>
+      <w:tr>
+        <w:trPr>
+          <w:cantSplit/>
+          <w:jc w:val="center"/>
+        </w:trPr>
+        <w:tc>
+          <w:tcPr>
+            <w:tcW w:w="1417" w:type="dxa"/>
+            <w:vAlign w:val="center"/>
+          </w:tcPr>
+          <w:p>
+            <w:pPr>
+              <w:keepNext/>
               <w:spacing w:before="60" w:after="60" w:line="252" w:lineRule="auto"/>
             </w:pPr>
             <w:r>
@@ -10213,6 +11315,7 @@
           </w:tcPr>
           <w:p>
             <w:pPr>
+              <w:keepNext/>
               <w:spacing w:before="60" w:after="60" w:line="252" w:lineRule="auto"/>
             </w:pPr>
             <w:r>
@@ -10243,6 +11346,7 @@
           </w:tcPr>
           <w:p>
             <w:pPr>
+              <w:keepNext/>
               <w:spacing w:before="60" w:after="60" w:line="252" w:lineRule="auto"/>
             </w:pPr>
             <w:r>
@@ -10260,6 +11364,7 @@
           </w:tcPr>
           <w:p>
             <w:pPr>
+              <w:keepNext/>
               <w:spacing w:before="60" w:after="60" w:line="252" w:lineRule="auto"/>
             </w:pPr>
             <w:r>
@@ -10319,6 +11424,7 @@
           </w:tcPr>
           <w:p>
             <w:pPr>
+              <w:keepNext/>
               <w:spacing w:before="60" w:after="60" w:line="252" w:lineRule="auto"/>
             </w:pPr>
             <w:r>
@@ -10336,6 +11442,7 @@
           </w:tcPr>
           <w:p>
             <w:pPr>
+              <w:keepNext/>
               <w:spacing w:before="60" w:after="60" w:line="252" w:lineRule="auto"/>
             </w:pPr>
             <w:r>
@@ -10419,6 +11526,7 @@
           </w:tcPr>
           <w:p>
             <w:pPr>
+              <w:keepNext/>
               <w:spacing w:before="60" w:after="60" w:line="252" w:lineRule="auto"/>
             </w:pPr>
             <w:r>
@@ -10436,6 +11544,7 @@
           </w:tcPr>
           <w:p>
             <w:pPr>
+              <w:keepNext/>
               <w:spacing w:before="60" w:after="60" w:line="252" w:lineRule="auto"/>
             </w:pPr>
             <w:r>
@@ -10477,6 +11586,7 @@
           </w:tcPr>
           <w:p>
             <w:pPr>
+              <w:keepNext/>
               <w:spacing w:before="60" w:after="60" w:line="252" w:lineRule="auto"/>
             </w:pPr>
             <w:r>
@@ -10494,6 +11604,7 @@
           </w:tcPr>
           <w:p>
             <w:pPr>
+              <w:keepNext/>
               <w:spacing w:before="60" w:after="60" w:line="252" w:lineRule="auto"/>
             </w:pPr>
             <w:r>
@@ -10572,16 +11683,7 @@
     <w:p>
       <w:pPr>
         <w:keepNext/>
-        <w:pageBreakBefore/>
       </w:pPr>
-      <w:r>
-        <w:rPr>
-          <w:b/>
-          <w:sz w:val="24"/>
-        </w:rPr>
-        <w:lastRenderedPageBreak/>
-        <w:t xml:space="preserve">TC10 </w:t>
-      </w:r>
       <w:r>
         <w:rPr>
           <w:b/>
@@ -10622,6 +11724,7 @@
           </w:tcPr>
           <w:p>
             <w:pPr>
+              <w:keepNext/>
               <w:spacing w:before="60" w:after="60" w:line="252" w:lineRule="auto"/>
             </w:pPr>
             <w:r>
@@ -10640,6 +11743,7 @@
           </w:tcPr>
           <w:p>
             <w:pPr>
+              <w:keepNext/>
               <w:spacing w:before="60" w:after="60" w:line="252" w:lineRule="auto"/>
             </w:pPr>
             <w:r>
@@ -10664,6 +11768,49 @@
           </w:tcPr>
           <w:p>
             <w:pPr>
+              <w:keepNext/>
+              <w:spacing w:before="60" w:after="60" w:line="252" w:lineRule="auto"/>
+            </w:pPr>
+            <w:r>
+              <w:rPr>
+                <w:sz w:val="20"/>
+              </w:rPr>
+              <w:t>追踪编号</w:t>
+            </w:r>
+          </w:p>
+        </w:tc>
+        <w:tc>
+          <w:tcPr>
+            <w:tcW w:w="7597" w:type="dxa"/>
+            <w:vAlign w:val="center"/>
+          </w:tcPr>
+          <w:p>
+            <w:pPr>
+              <w:keepNext/>
+              <w:spacing w:before="60" w:after="60" w:line="252" w:lineRule="auto"/>
+            </w:pPr>
+            <w:r>
+              <w:rPr>
+                <w:sz w:val="20"/>
+              </w:rPr>
+              <w:t>TC10</w:t>
+            </w:r>
+          </w:p>
+        </w:tc>
+      </w:tr>
+      <w:tr>
+        <w:trPr>
+          <w:cantSplit/>
+          <w:jc w:val="center"/>
+        </w:trPr>
+        <w:tc>
+          <w:tcPr>
+            <w:tcW w:w="1417" w:type="dxa"/>
+            <w:vAlign w:val="center"/>
+          </w:tcPr>
+          <w:p>
+            <w:pPr>
+              <w:keepNext/>
               <w:spacing w:before="60" w:after="60" w:line="252" w:lineRule="auto"/>
             </w:pPr>
             <w:r>
@@ -10681,6 +11828,7 @@
           </w:tcPr>
           <w:p>
             <w:pPr>
+              <w:keepNext/>
               <w:spacing w:before="60" w:after="60" w:line="252" w:lineRule="auto"/>
             </w:pPr>
             <w:r>
@@ -10711,6 +11859,7 @@
           </w:tcPr>
           <w:p>
             <w:pPr>
+              <w:keepNext/>
               <w:spacing w:before="60" w:after="60" w:line="252" w:lineRule="auto"/>
             </w:pPr>
             <w:r>
@@ -10728,6 +11877,7 @@
           </w:tcPr>
           <w:p>
             <w:pPr>
+              <w:keepNext/>
               <w:spacing w:before="60" w:after="60" w:line="252" w:lineRule="auto"/>
             </w:pPr>
             <w:r>
@@ -10787,6 +11937,7 @@
           </w:tcPr>
           <w:p>
             <w:pPr>
+              <w:keepNext/>
               <w:spacing w:before="60" w:after="60" w:line="252" w:lineRule="auto"/>
             </w:pPr>
             <w:r>
@@ -10804,6 +11955,7 @@
           </w:tcPr>
           <w:p>
             <w:pPr>
+              <w:keepNext/>
               <w:spacing w:before="60" w:after="60" w:line="252" w:lineRule="auto"/>
             </w:pPr>
             <w:r>
@@ -10839,6 +11991,7 @@
           </w:tcPr>
           <w:p>
             <w:pPr>
+              <w:keepNext/>
               <w:spacing w:before="60" w:after="60" w:line="252" w:lineRule="auto"/>
             </w:pPr>
             <w:r>
@@ -10856,6 +12009,7 @@
           </w:tcPr>
           <w:p>
             <w:pPr>
+              <w:keepNext/>
               <w:spacing w:before="60" w:after="60" w:line="252" w:lineRule="auto"/>
             </w:pPr>
             <w:r>
@@ -10879,6 +12033,7 @@
           </w:tcPr>
           <w:p>
             <w:pPr>
+              <w:keepNext/>
               <w:spacing w:before="60" w:after="60" w:line="252" w:lineRule="auto"/>
             </w:pPr>
             <w:r>
@@ -10896,6 +12051,7 @@
           </w:tcPr>
           <w:p>
             <w:pPr>
+              <w:keepNext/>
               <w:spacing w:before="60" w:after="60" w:line="252" w:lineRule="auto"/>
             </w:pPr>
             <w:r>
@@ -10968,13 +12124,7 @@
           <w:b/>
           <w:sz w:val="24"/>
         </w:rPr>
-        <w:t xml:space="preserve">TC11 </w:t>
-      </w:r>
-      <w:r>
-        <w:rPr>
-          <w:b/>
-          <w:sz w:val="24"/>
-        </w:rPr>
+        <w:lastRenderedPageBreak/>
         <w:t>并发拒绝与配额恢复</w:t>
       </w:r>
     </w:p>
@@ -11010,6 +12160,7 @@
           </w:tcPr>
           <w:p>
             <w:pPr>
+              <w:keepNext/>
               <w:spacing w:before="60" w:after="60" w:line="252" w:lineRule="auto"/>
             </w:pPr>
             <w:r>
@@ -11028,6 +12179,7 @@
           </w:tcPr>
           <w:p>
             <w:pPr>
+              <w:keepNext/>
               <w:spacing w:before="60" w:after="60" w:line="252" w:lineRule="auto"/>
             </w:pPr>
             <w:r>
@@ -11052,6 +12204,49 @@
           </w:tcPr>
           <w:p>
             <w:pPr>
+              <w:keepNext/>
+              <w:spacing w:before="60" w:after="60" w:line="252" w:lineRule="auto"/>
+            </w:pPr>
+            <w:r>
+              <w:rPr>
+                <w:sz w:val="20"/>
+              </w:rPr>
+              <w:t>追踪编号</w:t>
+            </w:r>
+          </w:p>
+        </w:tc>
+        <w:tc>
+          <w:tcPr>
+            <w:tcW w:w="7597" w:type="dxa"/>
+            <w:vAlign w:val="center"/>
+          </w:tcPr>
+          <w:p>
+            <w:pPr>
+              <w:keepNext/>
+              <w:spacing w:before="60" w:after="60" w:line="252" w:lineRule="auto"/>
+            </w:pPr>
+            <w:r>
+              <w:rPr>
+                <w:sz w:val="20"/>
+              </w:rPr>
+              <w:t>TC11</w:t>
+            </w:r>
+          </w:p>
+        </w:tc>
+      </w:tr>
+      <w:tr>
+        <w:trPr>
+          <w:cantSplit/>
+          <w:jc w:val="center"/>
+        </w:trPr>
+        <w:tc>
+          <w:tcPr>
+            <w:tcW w:w="1417" w:type="dxa"/>
+            <w:vAlign w:val="center"/>
+          </w:tcPr>
+          <w:p>
+            <w:pPr>
+              <w:keepNext/>
               <w:spacing w:before="60" w:after="60" w:line="252" w:lineRule="auto"/>
             </w:pPr>
             <w:r>
@@ -11069,6 +12264,7 @@
           </w:tcPr>
           <w:p>
             <w:pPr>
+              <w:keepNext/>
               <w:spacing w:before="60" w:after="60" w:line="252" w:lineRule="auto"/>
             </w:pPr>
             <w:r>
@@ -11099,6 +12295,7 @@
           </w:tcPr>
           <w:p>
             <w:pPr>
+              <w:keepNext/>
               <w:spacing w:before="60" w:after="60" w:line="252" w:lineRule="auto"/>
             </w:pPr>
             <w:r>
@@ -11116,6 +12313,7 @@
           </w:tcPr>
           <w:p>
             <w:pPr>
+              <w:keepNext/>
               <w:spacing w:before="60" w:after="60" w:line="252" w:lineRule="auto"/>
             </w:pPr>
             <w:r>
@@ -11151,6 +12349,7 @@
           </w:tcPr>
           <w:p>
             <w:pPr>
+              <w:keepNext/>
               <w:spacing w:before="60" w:after="60" w:line="252" w:lineRule="auto"/>
             </w:pPr>
             <w:r>
@@ -11168,6 +12367,7 @@
           </w:tcPr>
           <w:p>
             <w:pPr>
+              <w:keepNext/>
               <w:spacing w:before="60" w:after="60" w:line="252" w:lineRule="auto"/>
             </w:pPr>
             <w:r>
@@ -11203,6 +12403,7 @@
           </w:tcPr>
           <w:p>
             <w:pPr>
+              <w:keepNext/>
               <w:spacing w:before="60" w:after="60" w:line="252" w:lineRule="auto"/>
             </w:pPr>
             <w:r>
@@ -11220,6 +12421,7 @@
           </w:tcPr>
           <w:p>
             <w:pPr>
+              <w:keepNext/>
               <w:spacing w:before="60" w:after="60" w:line="252" w:lineRule="auto"/>
             </w:pPr>
             <w:r>
@@ -11255,6 +12457,7 @@
           </w:tcPr>
           <w:p>
             <w:pPr>
+              <w:keepNext/>
               <w:spacing w:before="60" w:after="60" w:line="252" w:lineRule="auto"/>
             </w:pPr>
             <w:r>
@@ -11272,6 +12475,7 @@
           </w:tcPr>
           <w:p>
             <w:pPr>
+              <w:keepNext/>
               <w:spacing w:before="60" w:after="60" w:line="252" w:lineRule="auto"/>
             </w:pPr>
             <w:r>
@@ -11339,13 +12543,6 @@
       <w:pPr>
         <w:keepNext/>
       </w:pPr>
-      <w:r>
-        <w:rPr>
-          <w:b/>
-          <w:sz w:val="24"/>
-        </w:rPr>
-        <w:t xml:space="preserve">TC12 </w:t>
-      </w:r>
       <w:r>
         <w:rPr>
           <w:b/>
@@ -11386,6 +12583,7 @@
           </w:tcPr>
           <w:p>
             <w:pPr>
+              <w:keepNext/>
               <w:spacing w:before="60" w:after="60" w:line="252" w:lineRule="auto"/>
             </w:pPr>
             <w:r>
@@ -11404,6 +12602,7 @@
           </w:tcPr>
           <w:p>
             <w:pPr>
+              <w:keepNext/>
               <w:spacing w:before="60" w:after="60" w:line="252" w:lineRule="auto"/>
             </w:pPr>
             <w:r>
@@ -11428,6 +12627,49 @@
           </w:tcPr>
           <w:p>
             <w:pPr>
+              <w:keepNext/>
+              <w:spacing w:before="60" w:after="60" w:line="252" w:lineRule="auto"/>
+            </w:pPr>
+            <w:r>
+              <w:rPr>
+                <w:sz w:val="20"/>
+              </w:rPr>
+              <w:t>追踪编号</w:t>
+            </w:r>
+          </w:p>
+        </w:tc>
+        <w:tc>
+          <w:tcPr>
+            <w:tcW w:w="7597" w:type="dxa"/>
+            <w:vAlign w:val="center"/>
+          </w:tcPr>
+          <w:p>
+            <w:pPr>
+              <w:keepNext/>
+              <w:spacing w:before="60" w:after="60" w:line="252" w:lineRule="auto"/>
+            </w:pPr>
+            <w:r>
+              <w:rPr>
+                <w:sz w:val="20"/>
+              </w:rPr>
+              <w:t>TC12</w:t>
+            </w:r>
+          </w:p>
+        </w:tc>
+      </w:tr>
+      <w:tr>
+        <w:trPr>
+          <w:cantSplit/>
+          <w:jc w:val="center"/>
+        </w:trPr>
+        <w:tc>
+          <w:tcPr>
+            <w:tcW w:w="1417" w:type="dxa"/>
+            <w:vAlign w:val="center"/>
+          </w:tcPr>
+          <w:p>
+            <w:pPr>
+              <w:keepNext/>
               <w:spacing w:before="60" w:after="60" w:line="252" w:lineRule="auto"/>
             </w:pPr>
             <w:r>
@@ -11445,6 +12687,7 @@
           </w:tcPr>
           <w:p>
             <w:pPr>
+              <w:keepNext/>
               <w:spacing w:before="60" w:after="60" w:line="252" w:lineRule="auto"/>
             </w:pPr>
             <w:r>
@@ -11475,6 +12718,7 @@
           </w:tcPr>
           <w:p>
             <w:pPr>
+              <w:keepNext/>
               <w:spacing w:before="60" w:after="60" w:line="252" w:lineRule="auto"/>
             </w:pPr>
             <w:r>
@@ -11492,6 +12736,7 @@
           </w:tcPr>
           <w:p>
             <w:pPr>
+              <w:keepNext/>
               <w:spacing w:before="60" w:after="60" w:line="252" w:lineRule="auto"/>
             </w:pPr>
             <w:r>
@@ -11527,6 +12772,7 @@
           </w:tcPr>
           <w:p>
             <w:pPr>
+              <w:keepNext/>
               <w:spacing w:before="60" w:after="60" w:line="252" w:lineRule="auto"/>
             </w:pPr>
             <w:r>
@@ -11544,6 +12790,7 @@
           </w:tcPr>
           <w:p>
             <w:pPr>
+              <w:keepNext/>
               <w:spacing w:before="60" w:after="60" w:line="252" w:lineRule="auto"/>
             </w:pPr>
             <w:r>
@@ -11579,6 +12826,7 @@
           </w:tcPr>
           <w:p>
             <w:pPr>
+              <w:keepNext/>
               <w:spacing w:before="60" w:after="60" w:line="252" w:lineRule="auto"/>
             </w:pPr>
             <w:r>
@@ -11596,6 +12844,7 @@
           </w:tcPr>
           <w:p>
             <w:pPr>
+              <w:keepNext/>
               <w:spacing w:before="60" w:after="60" w:line="252" w:lineRule="auto"/>
             </w:pPr>
             <w:r>
@@ -11619,6 +12868,7 @@
           </w:tcPr>
           <w:p>
             <w:pPr>
+              <w:keepNext/>
               <w:spacing w:before="60" w:after="60" w:line="252" w:lineRule="auto"/>
             </w:pPr>
             <w:r>
@@ -11636,6 +12886,7 @@
           </w:tcPr>
           <w:p>
             <w:pPr>
+              <w:keepNext/>
               <w:spacing w:before="60" w:after="60" w:line="252" w:lineRule="auto"/>
             </w:pPr>
             <w:r>
@@ -11702,16 +12953,7 @@
     <w:p>
       <w:pPr>
         <w:keepNext/>
-        <w:pageBreakBefore/>
       </w:pPr>
-      <w:r>
-        <w:rPr>
-          <w:b/>
-          <w:sz w:val="24"/>
-        </w:rPr>
-        <w:lastRenderedPageBreak/>
-        <w:t xml:space="preserve">TC13 </w:t>
-      </w:r>
       <w:r>
         <w:rPr>
           <w:b/>
@@ -11752,6 +12994,7 @@
           </w:tcPr>
           <w:p>
             <w:pPr>
+              <w:keepNext/>
               <w:spacing w:before="60" w:after="60" w:line="252" w:lineRule="auto"/>
             </w:pPr>
             <w:r>
@@ -11770,6 +13013,7 @@
           </w:tcPr>
           <w:p>
             <w:pPr>
+              <w:keepNext/>
               <w:spacing w:before="60" w:after="60" w:line="252" w:lineRule="auto"/>
             </w:pPr>
             <w:r>
@@ -11794,6 +13038,49 @@
           </w:tcPr>
           <w:p>
             <w:pPr>
+              <w:keepNext/>
+              <w:spacing w:before="60" w:after="60" w:line="252" w:lineRule="auto"/>
+            </w:pPr>
+            <w:r>
+              <w:rPr>
+                <w:sz w:val="20"/>
+              </w:rPr>
+              <w:t>追踪编号</w:t>
+            </w:r>
+          </w:p>
+        </w:tc>
+        <w:tc>
+          <w:tcPr>
+            <w:tcW w:w="7597" w:type="dxa"/>
+            <w:vAlign w:val="center"/>
+          </w:tcPr>
+          <w:p>
+            <w:pPr>
+              <w:keepNext/>
+              <w:spacing w:before="60" w:after="60" w:line="252" w:lineRule="auto"/>
+            </w:pPr>
+            <w:r>
+              <w:rPr>
+                <w:sz w:val="20"/>
+              </w:rPr>
+              <w:t>TC13</w:t>
+            </w:r>
+          </w:p>
+        </w:tc>
+      </w:tr>
+      <w:tr>
+        <w:trPr>
+          <w:cantSplit/>
+          <w:jc w:val="center"/>
+        </w:trPr>
+        <w:tc>
+          <w:tcPr>
+            <w:tcW w:w="1417" w:type="dxa"/>
+            <w:vAlign w:val="center"/>
+          </w:tcPr>
+          <w:p>
+            <w:pPr>
+              <w:keepNext/>
               <w:spacing w:before="60" w:after="60" w:line="252" w:lineRule="auto"/>
             </w:pPr>
             <w:r>
@@ -11811,6 +13098,7 @@
           </w:tcPr>
           <w:p>
             <w:pPr>
+              <w:keepNext/>
               <w:spacing w:before="60" w:after="60" w:line="252" w:lineRule="auto"/>
             </w:pPr>
             <w:r>
@@ -11841,6 +13129,7 @@
           </w:tcPr>
           <w:p>
             <w:pPr>
+              <w:keepNext/>
               <w:spacing w:before="60" w:after="60" w:line="252" w:lineRule="auto"/>
             </w:pPr>
             <w:r>
@@ -11858,6 +13147,7 @@
           </w:tcPr>
           <w:p>
             <w:pPr>
+              <w:keepNext/>
               <w:spacing w:before="60" w:after="60" w:line="252" w:lineRule="auto"/>
             </w:pPr>
             <w:r>
@@ -11905,6 +13195,7 @@
           </w:tcPr>
           <w:p>
             <w:pPr>
+              <w:keepNext/>
               <w:spacing w:before="60" w:after="60" w:line="252" w:lineRule="auto"/>
             </w:pPr>
             <w:r>
@@ -11922,6 +13213,7 @@
           </w:tcPr>
           <w:p>
             <w:pPr>
+              <w:keepNext/>
               <w:spacing w:before="60" w:after="60" w:line="252" w:lineRule="auto"/>
             </w:pPr>
             <w:r>
@@ -11957,6 +13249,7 @@
           </w:tcPr>
           <w:p>
             <w:pPr>
+              <w:keepNext/>
               <w:spacing w:before="60" w:after="60" w:line="252" w:lineRule="auto"/>
             </w:pPr>
             <w:r>
@@ -11974,6 +13267,7 @@
           </w:tcPr>
           <w:p>
             <w:pPr>
+              <w:keepNext/>
               <w:spacing w:before="60" w:after="60" w:line="252" w:lineRule="auto"/>
             </w:pPr>
             <w:r>
@@ -11997,6 +13291,7 @@
           </w:tcPr>
           <w:p>
             <w:pPr>
+              <w:keepNext/>
               <w:spacing w:before="60" w:after="60" w:line="252" w:lineRule="auto"/>
             </w:pPr>
             <w:r>
@@ -12014,6 +13309,7 @@
           </w:tcPr>
           <w:p>
             <w:pPr>
+              <w:keepNext/>
               <w:spacing w:before="60" w:after="60" w:line="252" w:lineRule="auto"/>
             </w:pPr>
             <w:r>
@@ -12086,13 +13382,7 @@
           <w:b/>
           <w:sz w:val="24"/>
         </w:rPr>
-        <w:t xml:space="preserve">TC14 </w:t>
-      </w:r>
-      <w:r>
-        <w:rPr>
-          <w:b/>
-          <w:sz w:val="24"/>
-        </w:rPr>
+        <w:lastRenderedPageBreak/>
         <w:t>元数据</w:t>
       </w:r>
       <w:r>
@@ -12142,6 +13432,7 @@
           </w:tcPr>
           <w:p>
             <w:pPr>
+              <w:keepNext/>
               <w:spacing w:before="60" w:after="60" w:line="252" w:lineRule="auto"/>
             </w:pPr>
             <w:r>
@@ -12160,6 +13451,7 @@
           </w:tcPr>
           <w:p>
             <w:pPr>
+              <w:keepNext/>
               <w:spacing w:before="60" w:after="60" w:line="252" w:lineRule="auto"/>
             </w:pPr>
             <w:r>
@@ -12184,6 +13476,49 @@
           </w:tcPr>
           <w:p>
             <w:pPr>
+              <w:keepNext/>
+              <w:spacing w:before="60" w:after="60" w:line="252" w:lineRule="auto"/>
+            </w:pPr>
+            <w:r>
+              <w:rPr>
+                <w:sz w:val="20"/>
+              </w:rPr>
+              <w:t>追踪编号</w:t>
+            </w:r>
+          </w:p>
+        </w:tc>
+        <w:tc>
+          <w:tcPr>
+            <w:tcW w:w="7597" w:type="dxa"/>
+            <w:vAlign w:val="center"/>
+          </w:tcPr>
+          <w:p>
+            <w:pPr>
+              <w:keepNext/>
+              <w:spacing w:before="60" w:after="60" w:line="252" w:lineRule="auto"/>
+            </w:pPr>
+            <w:r>
+              <w:rPr>
+                <w:sz w:val="20"/>
+              </w:rPr>
+              <w:t>TC14</w:t>
+            </w:r>
+          </w:p>
+        </w:tc>
+      </w:tr>
+      <w:tr>
+        <w:trPr>
+          <w:cantSplit/>
+          <w:jc w:val="center"/>
+        </w:trPr>
+        <w:tc>
+          <w:tcPr>
+            <w:tcW w:w="1417" w:type="dxa"/>
+            <w:vAlign w:val="center"/>
+          </w:tcPr>
+          <w:p>
+            <w:pPr>
+              <w:keepNext/>
               <w:spacing w:before="60" w:after="60" w:line="252" w:lineRule="auto"/>
             </w:pPr>
             <w:r>
@@ -12201,6 +13536,7 @@
           </w:tcPr>
           <w:p>
             <w:pPr>
+              <w:keepNext/>
               <w:spacing w:before="60" w:after="60" w:line="252" w:lineRule="auto"/>
             </w:pPr>
             <w:r>
@@ -12231,6 +13567,7 @@
           </w:tcPr>
           <w:p>
             <w:pPr>
+              <w:keepNext/>
               <w:spacing w:before="60" w:after="60" w:line="252" w:lineRule="auto"/>
             </w:pPr>
             <w:r>
@@ -12248,6 +13585,7 @@
           </w:tcPr>
           <w:p>
             <w:pPr>
+              <w:keepNext/>
               <w:spacing w:before="60" w:after="60" w:line="252" w:lineRule="auto"/>
             </w:pPr>
             <w:r>
@@ -12283,6 +13621,7 @@
           </w:tcPr>
           <w:p>
             <w:pPr>
+              <w:keepNext/>
               <w:spacing w:before="60" w:after="60" w:line="252" w:lineRule="auto"/>
             </w:pPr>
             <w:r>
@@ -12300,6 +13639,7 @@
           </w:tcPr>
           <w:p>
             <w:pPr>
+              <w:keepNext/>
               <w:spacing w:before="60" w:after="60" w:line="252" w:lineRule="auto"/>
             </w:pPr>
             <w:r>
@@ -12323,6 +13663,7 @@
           </w:tcPr>
           <w:p>
             <w:pPr>
+              <w:keepNext/>
               <w:spacing w:before="60" w:after="60" w:line="252" w:lineRule="auto"/>
             </w:pPr>
             <w:r>
@@ -12340,6 +13681,7 @@
           </w:tcPr>
           <w:p>
             <w:pPr>
+              <w:keepNext/>
               <w:spacing w:before="60" w:after="60" w:line="252" w:lineRule="auto"/>
             </w:pPr>
             <w:r>
@@ -12363,6 +13705,7 @@
           </w:tcPr>
           <w:p>
             <w:pPr>
+              <w:keepNext/>
               <w:spacing w:before="60" w:after="60" w:line="252" w:lineRule="auto"/>
             </w:pPr>
             <w:r>
@@ -12380,6 +13723,7 @@
           </w:tcPr>
           <w:p>
             <w:pPr>
+              <w:keepNext/>
               <w:spacing w:before="60" w:after="60" w:line="252" w:lineRule="auto"/>
             </w:pPr>
             <w:r>
@@ -12427,6 +13771,465 @@
                 <w:sz w:val="20"/>
               </w:rPr>
               <w:t>core-junit.xml</w:t>
+            </w:r>
+          </w:p>
+        </w:tc>
+      </w:tr>
+    </w:tbl>
+    <w:p>
+      <w:pPr>
+        <w:spacing w:after="60" w:line="240" w:lineRule="auto"/>
+      </w:pPr>
+      <w:r>
+        <w:rPr>
+          <w:sz w:val="2"/>
+        </w:rPr>
+        <w:t xml:space="preserve"> </w:t>
+      </w:r>
+    </w:p>
+    <w:p>
+      <w:pPr>
+        <w:keepNext/>
+      </w:pPr>
+      <w:r>
+        <w:rPr>
+          <w:b/>
+          <w:sz w:val="24"/>
+        </w:rPr>
+        <w:t>子进程超时回收与后续恢复</w:t>
+      </w:r>
+    </w:p>
+    <w:tbl>
+      <w:tblPr>
+        <w:tblW w:w="0" w:type="auto"/>
+        <w:jc w:val="center"/>
+        <w:tblBorders>
+          <w:top w:val="single" w:sz="4" w:space="0" w:color="D9D9D9"/>
+          <w:left w:val="single" w:sz="4" w:space="0" w:color="D9D9D9"/>
+          <w:bottom w:val="single" w:sz="4" w:space="0" w:color="D9D9D9"/>
+          <w:right w:val="single" w:sz="4" w:space="0" w:color="D9D9D9"/>
+          <w:insideH w:val="single" w:sz="4" w:space="0" w:color="D9D9D9"/>
+          <w:insideV w:val="single" w:sz="4" w:space="0" w:color="D9D9D9"/>
+        </w:tblBorders>
+        <w:tblLayout w:type="fixed"/>
+        <w:tblLook w:val="04A0" w:firstRow="1" w:lastRow="0" w:firstColumn="1" w:lastColumn="0" w:noHBand="0" w:noVBand="1"/>
+      </w:tblPr>
+      <w:tblGrid>
+        <w:gridCol w:w="1417"/>
+        <w:gridCol w:w="7597"/>
+      </w:tblGrid>
+      <w:tr>
+        <w:trPr>
+          <w:cantSplit/>
+          <w:tblHeader/>
+          <w:jc w:val="center"/>
+        </w:trPr>
+        <w:tc>
+          <w:tcPr>
+            <w:tcW w:w="1417" w:type="dxa"/>
+            <w:vAlign w:val="center"/>
+          </w:tcPr>
+          <w:p>
+            <w:pPr>
+              <w:keepNext/>
+              <w:spacing w:before="60" w:after="60" w:line="252" w:lineRule="auto"/>
+            </w:pPr>
+            <w:r>
+              <w:rPr>
+                <w:b/>
+                <w:sz w:val="20"/>
+              </w:rPr>
+              <w:t>记录项</w:t>
+            </w:r>
+          </w:p>
+        </w:tc>
+        <w:tc>
+          <w:tcPr>
+            <w:tcW w:w="7597" w:type="dxa"/>
+            <w:vAlign w:val="center"/>
+          </w:tcPr>
+          <w:p>
+            <w:pPr>
+              <w:keepNext/>
+              <w:spacing w:before="60" w:after="60" w:line="252" w:lineRule="auto"/>
+            </w:pPr>
+            <w:r>
+              <w:rPr>
+                <w:b/>
+                <w:sz w:val="20"/>
+              </w:rPr>
+              <w:t>内容</w:t>
+            </w:r>
+          </w:p>
+        </w:tc>
+      </w:tr>
+      <w:tr>
+        <w:trPr>
+          <w:cantSplit/>
+          <w:jc w:val="center"/>
+        </w:trPr>
+        <w:tc>
+          <w:tcPr>
+            <w:tcW w:w="1417" w:type="dxa"/>
+            <w:vAlign w:val="center"/>
+          </w:tcPr>
+          <w:p>
+            <w:pPr>
+              <w:keepNext/>
+              <w:spacing w:before="60" w:after="60" w:line="252" w:lineRule="auto"/>
+            </w:pPr>
+            <w:r>
+              <w:rPr>
+                <w:sz w:val="20"/>
+              </w:rPr>
+              <w:t>追踪编号</w:t>
+            </w:r>
+          </w:p>
+        </w:tc>
+        <w:tc>
+          <w:tcPr>
+            <w:tcW w:w="7597" w:type="dxa"/>
+            <w:vAlign w:val="center"/>
+          </w:tcPr>
+          <w:p>
+            <w:pPr>
+              <w:keepNext/>
+              <w:spacing w:before="60" w:after="60" w:line="252" w:lineRule="auto"/>
+            </w:pPr>
+            <w:r>
+              <w:rPr>
+                <w:sz w:val="20"/>
+              </w:rPr>
+              <w:t>TC15</w:t>
+            </w:r>
+          </w:p>
+        </w:tc>
+      </w:tr>
+      <w:tr>
+        <w:trPr>
+          <w:cantSplit/>
+          <w:jc w:val="center"/>
+        </w:trPr>
+        <w:tc>
+          <w:tcPr>
+            <w:tcW w:w="1417" w:type="dxa"/>
+            <w:vAlign w:val="center"/>
+          </w:tcPr>
+          <w:p>
+            <w:pPr>
+              <w:keepNext/>
+              <w:spacing w:before="60" w:after="60" w:line="252" w:lineRule="auto"/>
+            </w:pPr>
+            <w:r>
+              <w:rPr>
+                <w:sz w:val="20"/>
+              </w:rPr>
+              <w:t>用例</w:t>
+            </w:r>
+          </w:p>
+        </w:tc>
+        <w:tc>
+          <w:tcPr>
+            <w:tcW w:w="7597" w:type="dxa"/>
+            <w:vAlign w:val="center"/>
+          </w:tcPr>
+          <w:p>
+            <w:pPr>
+              <w:keepNext/>
+              <w:spacing w:before="60" w:after="60" w:line="252" w:lineRule="auto"/>
+            </w:pPr>
+            <w:r>
+              <w:rPr>
+                <w:sz w:val="20"/>
+              </w:rPr>
+              <w:t>pdf.PdfProcessRunnerTest</w:t>
+            </w:r>
+            <w:r>
+              <w:rPr>
+                <w:sz w:val="20"/>
+              </w:rPr>
+              <w:br/>
+              <w:t>timeoutKillsEvenWhenStdinIsNotRead</w:t>
+            </w:r>
+          </w:p>
+        </w:tc>
+      </w:tr>
+      <w:tr>
+        <w:trPr>
+          <w:cantSplit/>
+          <w:jc w:val="center"/>
+        </w:trPr>
+        <w:tc>
+          <w:tcPr>
+            <w:tcW w:w="1417" w:type="dxa"/>
+            <w:vAlign w:val="center"/>
+          </w:tcPr>
+          <w:p>
+            <w:pPr>
+              <w:keepNext/>
+              <w:spacing w:before="60" w:after="60" w:line="252" w:lineRule="auto"/>
+            </w:pPr>
+            <w:r>
+              <w:rPr>
+                <w:sz w:val="20"/>
+              </w:rPr>
+              <w:t>输入与步骤</w:t>
+            </w:r>
+          </w:p>
+        </w:tc>
+        <w:tc>
+          <w:tcPr>
+            <w:tcW w:w="7597" w:type="dxa"/>
+            <w:vAlign w:val="center"/>
+          </w:tcPr>
+          <w:p>
+            <w:pPr>
+              <w:keepNext/>
+              <w:spacing w:before="60" w:after="60" w:line="252" w:lineRule="auto"/>
+            </w:pPr>
+            <w:r>
+              <w:rPr>
+                <w:sz w:val="20"/>
+              </w:rPr>
+              <w:t>向不读取</w:t>
+            </w:r>
+            <w:r>
+              <w:rPr>
+                <w:sz w:val="20"/>
+              </w:rPr>
+              <w:t xml:space="preserve"> stdin </w:t>
+            </w:r>
+            <w:r>
+              <w:rPr>
+                <w:sz w:val="20"/>
+              </w:rPr>
+              <w:t>的真实</w:t>
+            </w:r>
+            <w:r>
+              <w:rPr>
+                <w:sz w:val="20"/>
+              </w:rPr>
+              <w:t xml:space="preserve"> Java </w:t>
+            </w:r>
+            <w:r>
+              <w:rPr>
+                <w:sz w:val="20"/>
+              </w:rPr>
+              <w:t>子进程写入</w:t>
+            </w:r>
+            <w:r>
+              <w:rPr>
+                <w:sz w:val="20"/>
+              </w:rPr>
+              <w:t xml:space="preserve"> 64 KiB </w:t>
+            </w:r>
+            <w:r>
+              <w:rPr>
+                <w:sz w:val="20"/>
+              </w:rPr>
+              <w:t>请求；夹具期限设为</w:t>
+            </w:r>
+            <w:r>
+              <w:rPr>
+                <w:sz w:val="20"/>
+              </w:rPr>
+              <w:t xml:space="preserve"> 2 </w:t>
+            </w:r>
+            <w:r>
+              <w:rPr>
+                <w:sz w:val="20"/>
+              </w:rPr>
+              <w:t>秒，随后再次执行正常任务。</w:t>
+            </w:r>
+          </w:p>
+        </w:tc>
+      </w:tr>
+      <w:tr>
+        <w:trPr>
+          <w:cantSplit/>
+          <w:jc w:val="center"/>
+        </w:trPr>
+        <w:tc>
+          <w:tcPr>
+            <w:tcW w:w="1417" w:type="dxa"/>
+            <w:vAlign w:val="center"/>
+          </w:tcPr>
+          <w:p>
+            <w:pPr>
+              <w:keepNext/>
+              <w:spacing w:before="60" w:after="60" w:line="252" w:lineRule="auto"/>
+            </w:pPr>
+            <w:r>
+              <w:rPr>
+                <w:sz w:val="20"/>
+              </w:rPr>
+              <w:t>预期结果</w:t>
+            </w:r>
+          </w:p>
+        </w:tc>
+        <w:tc>
+          <w:tcPr>
+            <w:tcW w:w="7597" w:type="dxa"/>
+            <w:vAlign w:val="center"/>
+          </w:tcPr>
+          <w:p>
+            <w:pPr>
+              <w:keepNext/>
+              <w:spacing w:before="60" w:after="60" w:line="252" w:lineRule="auto"/>
+            </w:pPr>
+            <w:r>
+              <w:rPr>
+                <w:sz w:val="20"/>
+              </w:rPr>
+              <w:t>返回</w:t>
+            </w:r>
+            <w:r>
+              <w:rPr>
+                <w:sz w:val="20"/>
+              </w:rPr>
+              <w:t xml:space="preserve"> PDF_TIMEOUT/504</w:t>
+            </w:r>
+            <w:r>
+              <w:rPr>
+                <w:sz w:val="20"/>
+              </w:rPr>
+              <w:t>；调用在</w:t>
+            </w:r>
+            <w:r>
+              <w:rPr>
+                <w:sz w:val="20"/>
+              </w:rPr>
+              <w:t xml:space="preserve"> 9 </w:t>
+            </w:r>
+            <w:r>
+              <w:rPr>
+                <w:sz w:val="20"/>
+              </w:rPr>
+              <w:t>秒内结束，子进程退出，请求字节清零，后续正常任务成功。</w:t>
+            </w:r>
+          </w:p>
+        </w:tc>
+      </w:tr>
+      <w:tr>
+        <w:trPr>
+          <w:cantSplit/>
+          <w:jc w:val="center"/>
+        </w:trPr>
+        <w:tc>
+          <w:tcPr>
+            <w:tcW w:w="1417" w:type="dxa"/>
+            <w:vAlign w:val="center"/>
+          </w:tcPr>
+          <w:p>
+            <w:pPr>
+              <w:keepNext/>
+              <w:spacing w:before="60" w:after="60" w:line="252" w:lineRule="auto"/>
+            </w:pPr>
+            <w:r>
+              <w:rPr>
+                <w:sz w:val="20"/>
+              </w:rPr>
+              <w:t>实际结果</w:t>
+            </w:r>
+          </w:p>
+        </w:tc>
+        <w:tc>
+          <w:tcPr>
+            <w:tcW w:w="7597" w:type="dxa"/>
+            <w:vAlign w:val="center"/>
+          </w:tcPr>
+          <w:p>
+            <w:pPr>
+              <w:keepNext/>
+              <w:spacing w:before="60" w:after="60" w:line="252" w:lineRule="auto"/>
+            </w:pPr>
+            <w:r>
+              <w:rPr>
+                <w:sz w:val="20"/>
+              </w:rPr>
+              <w:t>超时状态、回收期限、进程退出、请求清零和后续执行断言全部通过。</w:t>
+            </w:r>
+          </w:p>
+        </w:tc>
+      </w:tr>
+      <w:tr>
+        <w:trPr>
+          <w:cantSplit/>
+          <w:jc w:val="center"/>
+        </w:trPr>
+        <w:tc>
+          <w:tcPr>
+            <w:tcW w:w="1417" w:type="dxa"/>
+            <w:vAlign w:val="center"/>
+          </w:tcPr>
+          <w:p>
+            <w:pPr>
+              <w:keepNext/>
+              <w:spacing w:before="60" w:after="60" w:line="252" w:lineRule="auto"/>
+            </w:pPr>
+            <w:r>
+              <w:rPr>
+                <w:sz w:val="20"/>
+              </w:rPr>
+              <w:t>状态</w:t>
+            </w:r>
+          </w:p>
+        </w:tc>
+        <w:tc>
+          <w:tcPr>
+            <w:tcW w:w="7597" w:type="dxa"/>
+            <w:vAlign w:val="center"/>
+          </w:tcPr>
+          <w:p>
+            <w:pPr>
+              <w:keepNext/>
+              <w:spacing w:before="60" w:after="60" w:line="252" w:lineRule="auto"/>
+            </w:pPr>
+            <w:r>
+              <w:rPr>
+                <w:sz w:val="20"/>
+              </w:rPr>
+              <w:t>通过</w:t>
+            </w:r>
+          </w:p>
+        </w:tc>
+      </w:tr>
+      <w:tr>
+        <w:trPr>
+          <w:cantSplit/>
+          <w:jc w:val="center"/>
+        </w:trPr>
+        <w:tc>
+          <w:tcPr>
+            <w:tcW w:w="1417" w:type="dxa"/>
+            <w:vAlign w:val="center"/>
+          </w:tcPr>
+          <w:p>
+            <w:pPr>
+              <w:spacing w:before="60" w:after="60" w:line="252" w:lineRule="auto"/>
+            </w:pPr>
+            <w:r>
+              <w:rPr>
+                <w:sz w:val="20"/>
+              </w:rPr>
+              <w:t>证据</w:t>
+            </w:r>
+          </w:p>
+        </w:tc>
+        <w:tc>
+          <w:tcPr>
+            <w:tcW w:w="7597" w:type="dxa"/>
+            <w:vAlign w:val="center"/>
+          </w:tcPr>
+          <w:p>
+            <w:pPr>
+              <w:spacing w:before="60" w:after="60" w:line="252" w:lineRule="auto"/>
+            </w:pPr>
+            <w:r>
+              <w:rPr>
+                <w:sz w:val="20"/>
+              </w:rPr>
+              <w:t>process-junit.xml</w:t>
             </w:r>
           </w:p>
         </w:tc>
@@ -12448,7 +14251,7 @@
         <w:pStyle w:val="3"/>
         <w:pageBreakBefore/>
       </w:pPr>
-      <w:bookmarkStart w:id="11" w:name="_Toc243572358"/>
+      <w:bookmarkStart w:id="11" w:name="_Toc243652098"/>
       <w:r>
         <w:rPr>
           <w:rFonts w:eastAsia="微软雅黑"/>
@@ -13580,46 +15383,11 @@
       </w:r>
     </w:p>
     <w:p>
-      <w:r>
-        <w:t>当前容量上限为</w:t>
-      </w:r>
-      <w:r>
-        <w:t xml:space="preserve"> 50 MiB </w:t>
-      </w:r>
-      <w:r>
-        <w:t>输入、</w:t>
-      </w:r>
-      <w:r>
-        <w:t xml:space="preserve">200 </w:t>
-      </w:r>
-      <w:r>
-        <w:t>页、</w:t>
-      </w:r>
-      <w:r>
-        <w:t xml:space="preserve">2 </w:t>
-      </w:r>
-      <w:r>
-        <w:t>个并行核心请求和</w:t>
-      </w:r>
-      <w:r>
-        <w:t xml:space="preserve"> 200 MiB </w:t>
-      </w:r>
-      <w:r>
-        <w:t>输出；缩小阈值的单元测试验证拒绝与回收逻辑，</w:t>
-      </w:r>
-      <w:r>
-        <w:t xml:space="preserve">51 MiB HTTP </w:t>
-      </w:r>
-      <w:r>
-        <w:t>上传验证实际上传限制。持续吞吐与最坏响应时间尚无测量基线。</w:t>
-      </w:r>
-    </w:p>
-    <w:p>
       <w:pPr>
         <w:pStyle w:val="2"/>
         <w:pageBreakBefore/>
       </w:pPr>
-      <w:bookmarkStart w:id="12" w:name="_Toc243572359"/>
+      <w:bookmarkStart w:id="12" w:name="_Toc243652099"/>
       <w:r>
         <w:rPr>
           <w:rFonts w:eastAsia="微软雅黑"/>
@@ -13688,7 +15456,19 @@
         <w:t xml:space="preserve">finally </w:t>
       </w:r>
       <w:r>
-        <w:t>处理请求目录与配额。输入文件、页码、区域、表达式、口令、证书与输出路径分别校验。修改工具保护源文件，并在失败时避免替换已有输出。</w:t>
+        <w:t>处理请求目录与配额。控制器不实现</w:t>
+      </w:r>
+      <w:r>
+        <w:t xml:space="preserve"> PDF </w:t>
+      </w:r>
+      <w:r>
+        <w:t>算法；执行器不实现文本、图像或签名规则；算法通过共享模型组合复用，避免为每个</w:t>
+      </w:r>
+      <w:r>
+        <w:t xml:space="preserve"> HTTP </w:t>
+      </w:r>
+      <w:r>
+        <w:t>操作重复编写进程控制与清理逻辑。输入文件、页码、区域、表达式、口令、证书与输出路径分别校验。修改工具保护源文件，并在失败时避免替换已有输出。</w:t>
       </w:r>
     </w:p>
     <w:tbl>
@@ -13882,7 +15662,7 @@
               <w:rPr>
                 <w:sz w:val="20"/>
               </w:rPr>
-              <w:t>PdfService.run</w:t>
+              <w:t>PdfExecutor.execute</w:t>
             </w:r>
             <w:r>
               <w:rPr>
@@ -14686,7 +16466,7 @@
               <w:rPr>
                 <w:sz w:val="20"/>
               </w:rPr>
-              <w:t>PdfService.run</w:t>
+              <w:t>PdfExecutor.execute</w:t>
             </w:r>
           </w:p>
         </w:tc>
@@ -14923,7 +16703,7 @@
         <w:pStyle w:val="2"/>
         <w:pageBreakBefore/>
       </w:pPr>
-      <w:bookmarkStart w:id="13" w:name="_Toc243572360"/>
+      <w:bookmarkStart w:id="13" w:name="_Toc243652100"/>
       <w:r>
         <w:rPr>
           <w:rFonts w:eastAsia="微软雅黑"/>
@@ -15676,7 +17456,7 @@
         <w:pStyle w:val="2"/>
         <w:pageBreakBefore/>
       </w:pPr>
-      <w:bookmarkStart w:id="14" w:name="_Toc243572361"/>
+      <w:bookmarkStart w:id="14" w:name="_Toc243652101"/>
       <w:r>
         <w:rPr>
           <w:rFonts w:eastAsia="微软雅黑"/>
